--- a/products/friction_pendulum_embedded_parts/templates/06_component_report.docx
+++ b/products/friction_pendulum_embedded_parts/templates/06_component_report.docx
@@ -1,6 +1,6 @@
 
 <file path=word/document.xml><?xml version="1.0" encoding="utf-8"?>
-<w:document xmlns:wpc="http://schemas.microsoft.com/office/word/2010/wordprocessingCanvas" xmlns:mc="http://schemas.openxmlformats.org/markup-compatibility/2006" xmlns:o="urn:schemas-microsoft-com:office:office" xmlns:r="http://schemas.openxmlformats.org/officeDocument/2006/relationships" xmlns:m="http://schemas.openxmlformats.org/officeDocument/2006/math" xmlns:v="urn:schemas-microsoft-com:vml" xmlns:wp14="http://schemas.microsoft.com/office/word/2010/wordprocessingDrawing" xmlns:wp="http://schemas.openxmlformats.org/drawingml/2006/wordprocessingDrawing" xmlns:w="http://schemas.openxmlformats.org/wordprocessingml/2006/main" xmlns:w14="http://schemas.microsoft.com/office/word/2010/wordml" xmlns:w10="urn:schemas-microsoft-com:office:word" xmlns:w15="http://schemas.microsoft.com/office/word/2012/wordml" xmlns:wpg="http://schemas.microsoft.com/office/word/2010/wordprocessingGroup" xmlns:wpi="http://schemas.microsoft.com/office/word/2010/wordprocessingInk" xmlns:wne="http://schemas.microsoft.com/office/word/2006/wordml" xmlns:wps="http://schemas.microsoft.com/office/word/2010/wordprocessingShape" xmlns:wpsCustomData="http://www.wps.cn/officeDocument/2013/wpsCustomData" mc:Ignorable="w14 w15 wp14">
+<w:document xmlns:wpc="http://schemas.microsoft.com/office/word/2010/wordprocessingCanvas" xmlns:cx="http://schemas.microsoft.com/office/drawing/2014/chartex" xmlns:cx1="http://schemas.microsoft.com/office/drawing/2015/9/8/chartex" xmlns:cx2="http://schemas.microsoft.com/office/drawing/2015/10/21/chartex" xmlns:cx3="http://schemas.microsoft.com/office/drawing/2016/5/9/chartex" xmlns:cx4="http://schemas.microsoft.com/office/drawing/2016/5/10/chartex" xmlns:cx5="http://schemas.microsoft.com/office/drawing/2016/5/11/chartex" xmlns:cx6="http://schemas.microsoft.com/office/drawing/2016/5/12/chartex" xmlns:cx7="http://schemas.microsoft.com/office/drawing/2016/5/13/chartex" xmlns:cx8="http://schemas.microsoft.com/office/drawing/2016/5/14/chartex" xmlns:mc="http://schemas.openxmlformats.org/markup-compatibility/2006" xmlns:aink="http://schemas.microsoft.com/office/drawing/2016/ink" xmlns:am3d="http://schemas.microsoft.com/office/drawing/2017/model3d" xmlns:o="urn:schemas-microsoft-com:office:office" xmlns:oel="http://schemas.microsoft.com/office/2019/extlst" xmlns:r="http://schemas.openxmlformats.org/officeDocument/2006/relationships" xmlns:m="http://schemas.openxmlformats.org/officeDocument/2006/math" xmlns:v="urn:schemas-microsoft-com:vml" xmlns:wp14="http://schemas.microsoft.com/office/word/2010/wordprocessingDrawing" xmlns:wp="http://schemas.openxmlformats.org/drawingml/2006/wordprocessingDrawing" xmlns:w10="urn:schemas-microsoft-com:office:word" xmlns:w="http://schemas.openxmlformats.org/wordprocessingml/2006/main" xmlns:w14="http://schemas.microsoft.com/office/word/2010/wordml" xmlns:w15="http://schemas.microsoft.com/office/word/2012/wordml" xmlns:w16cex="http://schemas.microsoft.com/office/word/2018/wordml/cex" xmlns:w16cid="http://schemas.microsoft.com/office/word/2016/wordml/cid" xmlns:w16="http://schemas.microsoft.com/office/word/2018/wordml" xmlns:w16du="http://schemas.microsoft.com/office/word/2023/wordml/word16du" xmlns:w16sdtdh="http://schemas.microsoft.com/office/word/2020/wordml/sdtdatahash" xmlns:w16sdtfl="http://schemas.microsoft.com/office/word/2024/wordml/sdtformatlock" xmlns:w16se="http://schemas.microsoft.com/office/word/2015/wordml/symex" xmlns:wpg="http://schemas.microsoft.com/office/word/2010/wordprocessingGroup" xmlns:wpi="http://schemas.microsoft.com/office/word/2010/wordprocessingInk" xmlns:wne="http://schemas.microsoft.com/office/word/2006/wordml" xmlns:wps="http://schemas.microsoft.com/office/word/2010/wordprocessingShape" mc:Ignorable="w14 w15 w16se w16cid w16 w16cex w16sdtdh w16sdtfl w16du wp14">
   <w:body>
     <w:p>
       <w:pPr>
@@ -12,17 +12,15 @@
           <w:bCs/>
           <w:sz w:val="36"/>
           <w:szCs w:val="36"/>
-          <w:highlight w:val="none"/>
         </w:rPr>
       </w:pPr>
       <w:r>
         <w:rPr>
-          <w:rFonts w:hint="eastAsia" w:ascii="宋体" w:hAnsi="宋体" w:cs="宋体"/>
+          <w:rFonts w:ascii="宋体" w:hAnsi="宋体" w:cs="宋体" w:hint="eastAsia"/>
           <w:b/>
           <w:bCs/>
           <w:sz w:val="36"/>
           <w:szCs w:val="36"/>
-          <w:highlight w:val="none"/>
         </w:rPr>
         <w:t>{{IBE_SUPPLIER}}</w:t>
       </w:r>
@@ -34,30 +32,17 @@
         <w:rPr>
           <w:rFonts w:ascii="宋体" w:cs="宋体"/>
           <w:sz w:val="24"/>
-          <w:highlight w:val="none"/>
         </w:rPr>
       </w:pPr>
       <w:r>
         <w:rPr>
-          <w:rFonts w:hint="eastAsia" w:ascii="宋体" w:hAnsi="宋体" w:cs="宋体"/>
+          <w:rFonts w:ascii="宋体" w:hAnsi="宋体" w:cs="宋体" w:hint="eastAsia"/>
           <w:b/>
           <w:bCs/>
           <w:sz w:val="36"/>
           <w:szCs w:val="36"/>
-          <w:highlight w:val="none"/>
-          <w:lang w:val="en-US" w:eastAsia="zh-CN"/>
         </w:rPr>
         <w:t>{{IBE_COMPONENT_NAME}}出厂检测报告</w:t>
-      </w:r>
-      <w:r>
-        <w:rPr>
-          <w:rFonts w:hint="eastAsia" w:ascii="宋体" w:hAnsi="宋体" w:cs="宋体"/>
-          <w:b/>
-          <w:bCs/>
-          <w:sz w:val="36"/>
-          <w:szCs w:val="36"/>
-          <w:highlight w:val="none"/>
-        </w:rPr>
       </w:r>
     </w:p>
     <w:p>
@@ -65,44 +50,35 @@
         <w:widowControl/>
         <w:jc w:val="center"/>
         <w:rPr>
-          <w:rFonts w:hint="default" w:ascii="宋体" w:eastAsia="宋体" w:cs="宋体"/>
+          <w:rFonts w:ascii="宋体" w:cs="宋体"/>
           <w:b/>
           <w:bCs/>
           <w:sz w:val="36"/>
           <w:szCs w:val="36"/>
-          <w:highlight w:val="none"/>
-          <w:lang w:val="en-US" w:eastAsia="zh-CN"/>
         </w:rPr>
       </w:pPr>
       <w:r>
         <w:rPr>
           <w:rFonts w:ascii="宋体" w:hAnsi="宋体" w:cs="宋体"/>
           <w:sz w:val="24"/>
-          <w:highlight w:val="none"/>
         </w:rPr>
         <w:t xml:space="preserve">                                                                 </w:t>
       </w:r>
     </w:p>
     <w:tbl>
       <w:tblPr>
-        <w:tblStyle w:val="6"/>
         <w:tblW w:w="10087" w:type="dxa"/>
         <w:tblInd w:w="578" w:type="dxa"/>
         <w:tblBorders>
-          <w:top w:val="single" w:color="auto" w:sz="4" w:space="0"/>
-          <w:left w:val="single" w:color="auto" w:sz="4" w:space="0"/>
-          <w:bottom w:val="single" w:color="auto" w:sz="4" w:space="0"/>
-          <w:right w:val="single" w:color="auto" w:sz="4" w:space="0"/>
-          <w:insideH w:val="single" w:color="auto" w:sz="4" w:space="0"/>
-          <w:insideV w:val="single" w:color="auto" w:sz="4" w:space="0"/>
+          <w:top w:val="single" w:sz="4" w:space="0" w:color="auto"/>
+          <w:left w:val="single" w:sz="4" w:space="0" w:color="auto"/>
+          <w:bottom w:val="single" w:sz="4" w:space="0" w:color="auto"/>
+          <w:right w:val="single" w:sz="4" w:space="0" w:color="auto"/>
+          <w:insideH w:val="single" w:sz="4" w:space="0" w:color="auto"/>
+          <w:insideV w:val="single" w:sz="4" w:space="0" w:color="auto"/>
         </w:tblBorders>
         <w:tblLayout w:type="fixed"/>
-        <w:tblCellMar>
-          <w:top w:w="0" w:type="dxa"/>
-          <w:left w:w="108" w:type="dxa"/>
-          <w:bottom w:w="0" w:type="dxa"/>
-          <w:right w:w="108" w:type="dxa"/>
-        </w:tblCellMar>
+        <w:tblLook w:val="04A0" w:firstRow="1" w:lastRow="0" w:firstColumn="1" w:lastColumn="0" w:noHBand="0" w:noVBand="1"/>
       </w:tblPr>
       <w:tblGrid>
         <w:gridCol w:w="1789"/>
@@ -112,24 +88,8 @@
         <w:gridCol w:w="1655"/>
       </w:tblGrid>
       <w:tr>
-        <w:tblPrEx>
-          <w:tblBorders>
-            <w:top w:val="single" w:color="auto" w:sz="4" w:space="0"/>
-            <w:left w:val="single" w:color="auto" w:sz="4" w:space="0"/>
-            <w:bottom w:val="single" w:color="auto" w:sz="4" w:space="0"/>
-            <w:right w:val="single" w:color="auto" w:sz="4" w:space="0"/>
-            <w:insideH w:val="single" w:color="auto" w:sz="4" w:space="0"/>
-            <w:insideV w:val="single" w:color="auto" w:sz="4" w:space="0"/>
-          </w:tblBorders>
-          <w:tblCellMar>
-            <w:top w:w="0" w:type="dxa"/>
-            <w:left w:w="108" w:type="dxa"/>
-            <w:bottom w:w="0" w:type="dxa"/>
-            <w:right w:w="108" w:type="dxa"/>
-          </w:tblCellMar>
-        </w:tblPrEx>
         <w:trPr>
-          <w:trHeight w:val="519" w:hRule="atLeast"/>
+          <w:trHeight w:val="519"/>
         </w:trPr>
         <w:tc>
           <w:tcPr>
@@ -142,58 +102,29 @@
               <w:widowControl/>
               <w:jc w:val="center"/>
               <w:rPr>
-                <w:rFonts w:hint="default" w:ascii="宋体" w:hAnsi="宋体" w:eastAsia="宋体" w:cs="宋体"/>
+                <w:rFonts w:ascii="宋体" w:hAnsi="宋体" w:cs="宋体"/>
                 <w:b/>
                 <w:bCs/>
                 <w:sz w:val="24"/>
-                <w:highlight w:val="none"/>
-                <w:lang w:val="en-US" w:eastAsia="zh-CN"/>
               </w:rPr>
             </w:pPr>
-            <w:bookmarkStart w:id="10" w:name="OLE_LINK67" w:colFirst="1" w:colLast="1"/>
-            <w:r>
-              <w:rPr>
-                <w:rFonts w:hint="eastAsia" w:ascii="宋体" w:hAnsi="宋体" w:cs="宋体"/>
+            <w:bookmarkStart w:id="0" w:name="OLE_LINK67" w:colFirst="1" w:colLast="1"/>
+            <w:r>
+              <w:rPr>
+                <w:rFonts w:ascii="宋体" w:hAnsi="宋体" w:cs="宋体" w:hint="eastAsia"/>
                 <w:b/>
                 <w:bCs/>
                 <w:sz w:val="24"/>
-                <w:highlight w:val="none"/>
               </w:rPr>
               <w:t>规格：{{IBE_ANCHOR_SPEC}}</w:t>
-            </w:r>
-            <w:r>
-              <w:rPr>
-                <w:rFonts w:hint="eastAsia" w:ascii="宋体" w:hAnsi="宋体" w:cs="宋体"/>
-                <w:kern w:val="2"/>
-                <w:sz w:val="24"/>
-                <w:szCs w:val="24"/>
-                <w:highlight w:val="none"/>
-                <w:lang w:val="en-US" w:eastAsia="zh-CN" w:bidi="ar-SA"/>
-              </w:rPr>
             </w:r>
           </w:p>
         </w:tc>
       </w:tr>
-      <w:bookmarkEnd w:id="10"/>
+      <w:bookmarkEnd w:id="0"/>
       <w:tr>
-        <w:tblPrEx>
-          <w:tblBorders>
-            <w:top w:val="single" w:color="auto" w:sz="4" w:space="0"/>
-            <w:left w:val="single" w:color="auto" w:sz="4" w:space="0"/>
-            <w:bottom w:val="single" w:color="auto" w:sz="4" w:space="0"/>
-            <w:right w:val="single" w:color="auto" w:sz="4" w:space="0"/>
-            <w:insideH w:val="single" w:color="auto" w:sz="4" w:space="0"/>
-            <w:insideV w:val="single" w:color="auto" w:sz="4" w:space="0"/>
-          </w:tblBorders>
-          <w:tblCellMar>
-            <w:top w:w="0" w:type="dxa"/>
-            <w:left w:w="108" w:type="dxa"/>
-            <w:bottom w:w="0" w:type="dxa"/>
-            <w:right w:w="108" w:type="dxa"/>
-          </w:tblCellMar>
-        </w:tblPrEx>
         <w:trPr>
-          <w:trHeight w:val="643" w:hRule="atLeast"/>
+          <w:trHeight w:val="643"/>
         </w:trPr>
         <w:tc>
           <w:tcPr>
@@ -207,22 +138,19 @@
               <w:rPr>
                 <w:rFonts w:ascii="宋体" w:cs="宋体"/>
                 <w:sz w:val="24"/>
-                <w:highlight w:val="none"/>
               </w:rPr>
             </w:pPr>
             <w:r>
               <w:rPr>
                 <w:rFonts w:ascii="宋体" w:hAnsi="宋体" w:cs="宋体"/>
                 <w:sz w:val="24"/>
-                <w:highlight w:val="none"/>
               </w:rPr>
               <w:t xml:space="preserve">  </w:t>
             </w:r>
             <w:r>
               <w:rPr>
-                <w:rFonts w:hint="eastAsia" w:ascii="宋体" w:hAnsi="宋体" w:cs="宋体"/>
-                <w:sz w:val="24"/>
-                <w:highlight w:val="none"/>
+                <w:rFonts w:ascii="宋体" w:hAnsi="宋体" w:cs="宋体" w:hint="eastAsia"/>
+                <w:sz w:val="24"/>
               </w:rPr>
               <w:t>检测项目</w:t>
             </w:r>
@@ -240,14 +168,12 @@
               <w:rPr>
                 <w:rFonts w:ascii="宋体" w:cs="宋体"/>
                 <w:sz w:val="24"/>
-                <w:highlight w:val="none"/>
               </w:rPr>
             </w:pPr>
             <w:r>
               <w:rPr>
-                <w:rFonts w:hint="eastAsia" w:ascii="宋体" w:hAnsi="宋体" w:cs="宋体"/>
-                <w:sz w:val="24"/>
-                <w:highlight w:val="none"/>
+                <w:rFonts w:ascii="宋体" w:hAnsi="宋体" w:cs="宋体" w:hint="eastAsia"/>
+                <w:sz w:val="24"/>
               </w:rPr>
               <w:t>外观质量</w:t>
             </w:r>
@@ -265,39 +191,26 @@
               <w:rPr>
                 <w:rFonts w:ascii="宋体" w:cs="宋体"/>
                 <w:sz w:val="24"/>
-                <w:highlight w:val="none"/>
               </w:rPr>
             </w:pPr>
             <w:r>
               <w:rPr>
-                <w:rFonts w:hint="eastAsia" w:ascii="宋体" w:hAnsi="宋体" w:cs="宋体"/>
-                <w:sz w:val="24"/>
-                <w:highlight w:val="none"/>
-                <w:lang w:val="en-US" w:eastAsia="zh-CN"/>
-              </w:rPr>
-              <w:t>直径</w:t>
-            </w:r>
-            <w:r>
-              <w:rPr>
-                <w:rFonts w:hint="eastAsia" w:ascii="宋体" w:hAnsi="宋体" w:cs="宋体"/>
-                <w:sz w:val="24"/>
-                <w:highlight w:val="none"/>
-              </w:rPr>
-              <w:t>（</w:t>
+                <w:rFonts w:ascii="宋体" w:hAnsi="宋体" w:cs="宋体" w:hint="eastAsia"/>
+                <w:sz w:val="24"/>
+              </w:rPr>
+              <w:t>直径（</w:t>
             </w:r>
             <w:r>
               <w:rPr>
                 <w:rFonts w:ascii="宋体" w:hAnsi="宋体" w:cs="宋体"/>
                 <w:sz w:val="24"/>
-                <w:highlight w:val="none"/>
               </w:rPr>
               <w:t>mm</w:t>
             </w:r>
             <w:r>
               <w:rPr>
-                <w:rFonts w:hint="eastAsia" w:ascii="宋体" w:hAnsi="宋体" w:cs="宋体"/>
-                <w:sz w:val="24"/>
-                <w:highlight w:val="none"/>
+                <w:rFonts w:ascii="宋体" w:hAnsi="宋体" w:cs="宋体" w:hint="eastAsia"/>
+                <w:sz w:val="24"/>
               </w:rPr>
               <w:t>）</w:t>
             </w:r>
@@ -315,39 +228,26 @@
               <w:rPr>
                 <w:rFonts w:ascii="宋体" w:cs="宋体"/>
                 <w:sz w:val="24"/>
-                <w:highlight w:val="none"/>
               </w:rPr>
             </w:pPr>
             <w:r>
               <w:rPr>
-                <w:rFonts w:hint="eastAsia" w:ascii="宋体" w:hAnsi="宋体" w:cs="宋体"/>
-                <w:sz w:val="24"/>
-                <w:highlight w:val="none"/>
-                <w:lang w:val="en-US" w:eastAsia="zh-CN"/>
-              </w:rPr>
-              <w:t>长度</w:t>
-            </w:r>
-            <w:r>
-              <w:rPr>
-                <w:rFonts w:hint="eastAsia" w:ascii="宋体" w:hAnsi="宋体" w:cs="宋体"/>
-                <w:sz w:val="24"/>
-                <w:highlight w:val="none"/>
-              </w:rPr>
-              <w:t>（</w:t>
+                <w:rFonts w:ascii="宋体" w:hAnsi="宋体" w:cs="宋体" w:hint="eastAsia"/>
+                <w:sz w:val="24"/>
+              </w:rPr>
+              <w:t>长度（</w:t>
             </w:r>
             <w:r>
               <w:rPr>
                 <w:rFonts w:ascii="宋体" w:hAnsi="宋体" w:cs="宋体"/>
                 <w:sz w:val="24"/>
-                <w:highlight w:val="none"/>
               </w:rPr>
               <w:t>mm</w:t>
             </w:r>
             <w:r>
               <w:rPr>
-                <w:rFonts w:hint="eastAsia" w:ascii="宋体" w:hAnsi="宋体" w:cs="宋体"/>
-                <w:sz w:val="24"/>
-                <w:highlight w:val="none"/>
+                <w:rFonts w:ascii="宋体" w:hAnsi="宋体" w:cs="宋体" w:hint="eastAsia"/>
+                <w:sz w:val="24"/>
               </w:rPr>
               <w:t>）</w:t>
             </w:r>
@@ -362,18 +262,14 @@
             <w:pPr>
               <w:jc w:val="center"/>
               <w:rPr>
-                <w:rFonts w:hint="eastAsia" w:ascii="宋体" w:eastAsia="宋体" w:cs="宋体"/>
-                <w:sz w:val="24"/>
-                <w:highlight w:val="none"/>
-                <w:lang w:eastAsia="zh-CN"/>
+                <w:rFonts w:ascii="宋体" w:cs="宋体"/>
+                <w:sz w:val="24"/>
               </w:rPr>
             </w:pPr>
             <w:r>
               <w:rPr>
-                <w:rFonts w:hint="eastAsia" w:ascii="宋体" w:hAnsi="宋体" w:cs="宋体"/>
-                <w:sz w:val="24"/>
-                <w:highlight w:val="none"/>
-                <w:lang w:val="en-US" w:eastAsia="zh-CN"/>
+                <w:rFonts w:ascii="宋体" w:hAnsi="宋体" w:cs="宋体" w:hint="eastAsia"/>
+                <w:sz w:val="24"/>
               </w:rPr>
               <w:t>/</w:t>
             </w:r>
@@ -381,24 +277,8 @@
         </w:tc>
       </w:tr>
       <w:tr>
-        <w:tblPrEx>
-          <w:tblBorders>
-            <w:top w:val="single" w:color="auto" w:sz="4" w:space="0"/>
-            <w:left w:val="single" w:color="auto" w:sz="4" w:space="0"/>
-            <w:bottom w:val="single" w:color="auto" w:sz="4" w:space="0"/>
-            <w:right w:val="single" w:color="auto" w:sz="4" w:space="0"/>
-            <w:insideH w:val="single" w:color="auto" w:sz="4" w:space="0"/>
-            <w:insideV w:val="single" w:color="auto" w:sz="4" w:space="0"/>
-          </w:tblBorders>
-          <w:tblCellMar>
-            <w:top w:w="0" w:type="dxa"/>
-            <w:left w:w="108" w:type="dxa"/>
-            <w:bottom w:w="0" w:type="dxa"/>
-            <w:right w:w="108" w:type="dxa"/>
-          </w:tblCellMar>
-        </w:tblPrEx>
         <w:trPr>
-          <w:trHeight w:val="991" w:hRule="atLeast"/>
+          <w:trHeight w:val="991"/>
         </w:trPr>
         <w:tc>
           <w:tcPr>
@@ -412,15 +292,13 @@
               <w:rPr>
                 <w:rFonts w:ascii="宋体" w:cs="宋体"/>
                 <w:sz w:val="24"/>
-                <w:highlight w:val="none"/>
               </w:rPr>
             </w:pPr>
-            <w:bookmarkStart w:id="11" w:name="OLE_LINK68" w:colFirst="4" w:colLast="4"/>
-            <w:r>
-              <w:rPr>
-                <w:rFonts w:hint="eastAsia" w:ascii="宋体" w:hAnsi="宋体" w:cs="宋体"/>
-                <w:sz w:val="24"/>
-                <w:highlight w:val="none"/>
+            <w:bookmarkStart w:id="1" w:name="OLE_LINK68" w:colFirst="4" w:colLast="4"/>
+            <w:r>
+              <w:rPr>
+                <w:rFonts w:ascii="宋体" w:hAnsi="宋体" w:cs="宋体" w:hint="eastAsia"/>
+                <w:sz w:val="24"/>
               </w:rPr>
               <w:t>标准</w:t>
             </w:r>
@@ -428,15 +306,13 @@
               <w:rPr>
                 <w:rFonts w:ascii="宋体" w:hAnsi="宋体" w:cs="宋体"/>
                 <w:sz w:val="24"/>
-                <w:highlight w:val="none"/>
               </w:rPr>
               <w:t>/</w:t>
             </w:r>
             <w:r>
               <w:rPr>
-                <w:rFonts w:hint="eastAsia" w:ascii="宋体" w:hAnsi="宋体" w:cs="宋体"/>
-                <w:sz w:val="24"/>
-                <w:highlight w:val="none"/>
+                <w:rFonts w:ascii="宋体" w:hAnsi="宋体" w:cs="宋体" w:hint="eastAsia"/>
+                <w:sz w:val="24"/>
               </w:rPr>
               <w:t>设计值</w:t>
             </w:r>
@@ -451,28 +327,16 @@
             <w:pPr>
               <w:jc w:val="center"/>
               <w:rPr>
-                <w:rFonts w:hint="default" w:ascii="宋体" w:eastAsia="宋体" w:cs="宋体"/>
-                <w:sz w:val="24"/>
-                <w:highlight w:val="none"/>
-                <w:lang w:val="en-US" w:eastAsia="zh-CN"/>
+                <w:rFonts w:ascii="宋体" w:cs="宋体"/>
+                <w:sz w:val="24"/>
               </w:rPr>
             </w:pPr>
             <w:r>
               <w:rPr>
-                <w:rFonts w:hint="eastAsia" w:ascii="宋体" w:hAnsi="宋体" w:cs="宋体"/>
-                <w:sz w:val="24"/>
-                <w:highlight w:val="none"/>
-              </w:rPr>
-              <w:t>表面</w:t>
-            </w:r>
-            <w:r>
-              <w:rPr>
-                <w:rFonts w:hint="eastAsia" w:ascii="宋体" w:hAnsi="宋体" w:cs="宋体"/>
-                <w:sz w:val="24"/>
-                <w:highlight w:val="none"/>
-                <w:lang w:val="en-US" w:eastAsia="zh-CN"/>
-              </w:rPr>
-              <w:t>无机械损伤</w:t>
+                <w:rFonts w:ascii="宋体" w:hAnsi="宋体" w:cs="宋体" w:hint="eastAsia"/>
+                <w:sz w:val="24"/>
+              </w:rPr>
+              <w:t>表面无机械损伤</w:t>
             </w:r>
           </w:p>
         </w:tc>
@@ -485,37 +349,16 @@
             <w:pPr>
               <w:jc w:val="center"/>
               <w:rPr>
-                <w:rFonts w:hint="eastAsia" w:ascii="宋体" w:hAnsi="宋体" w:eastAsia="宋体" w:cs="宋体"/>
-                <w:sz w:val="24"/>
-                <w:highlight w:val="none"/>
-                <w:lang w:eastAsia="zh-CN"/>
+                <w:rFonts w:ascii="宋体" w:hAnsi="宋体" w:cs="宋体"/>
+                <w:sz w:val="24"/>
               </w:rPr>
             </w:pPr>
             <w:r>
               <w:rPr>
-                <w:rFonts w:hint="eastAsia" w:ascii="宋体" w:hAnsi="宋体" w:cs="宋体"/>
-                <w:b w:val="0"/>
-                <w:bCs w:val="0"/>
-                <w:sz w:val="24"/>
-                <w:highlight w:val="none"/>
-                <w:lang w:val="en-US" w:eastAsia="zh-CN"/>
+                <w:rFonts w:ascii="宋体" w:hAnsi="宋体" w:cs="宋体" w:hint="eastAsia"/>
+                <w:sz w:val="24"/>
               </w:rPr>
               <w:t>{{IBE_ANCHOR_DIAMETER}}±1</w:t>
-            </w:r>
-            <w:r>
-              <w:rPr>
-                <w:rFonts w:hint="eastAsia" w:ascii="宋体" w:hAnsi="宋体" w:cs="宋体"/>
-                <w:sz w:val="24"/>
-                <w:highlight w:val="none"/>
-              </w:rPr>
-            </w:r>
-            <w:r>
-              <w:rPr>
-                <w:rFonts w:hint="eastAsia" w:ascii="宋体" w:hAnsi="宋体" w:cs="宋体"/>
-                <w:sz w:val="24"/>
-                <w:highlight w:val="none"/>
-                <w:lang w:val="en-US" w:eastAsia="zh-CN"/>
-              </w:rPr>
             </w:r>
           </w:p>
         </w:tc>
@@ -528,35 +371,16 @@
             <w:pPr>
               <w:jc w:val="center"/>
               <w:rPr>
-                <w:rFonts w:hint="eastAsia" w:ascii="宋体" w:hAnsi="宋体" w:eastAsia="宋体" w:cs="宋体"/>
-                <w:sz w:val="24"/>
-                <w:highlight w:val="none"/>
-                <w:lang w:eastAsia="zh-CN"/>
+                <w:rFonts w:ascii="宋体" w:hAnsi="宋体" w:cs="宋体"/>
+                <w:sz w:val="24"/>
               </w:rPr>
             </w:pPr>
             <w:r>
               <w:rPr>
-                <w:rFonts w:hint="eastAsia" w:ascii="宋体" w:hAnsi="宋体" w:cs="宋体"/>
-                <w:sz w:val="24"/>
-                <w:highlight w:val="none"/>
-                <w:lang w:val="en-US" w:eastAsia="zh-CN"/>
+                <w:rFonts w:ascii="宋体" w:hAnsi="宋体" w:cs="宋体" w:hint="eastAsia"/>
+                <w:sz w:val="24"/>
               </w:rPr>
               <w:t>{{IBE_ANCHOR_LENGTH}}±2</w:t>
-            </w:r>
-            <w:r>
-              <w:rPr>
-                <w:rFonts w:hint="eastAsia" w:ascii="宋体" w:hAnsi="宋体" w:cs="宋体"/>
-                <w:sz w:val="24"/>
-                <w:highlight w:val="none"/>
-              </w:rPr>
-            </w:r>
-            <w:r>
-              <w:rPr>
-                <w:rFonts w:hint="eastAsia" w:ascii="宋体" w:hAnsi="宋体" w:cs="宋体"/>
-                <w:sz w:val="24"/>
-                <w:highlight w:val="none"/>
-                <w:lang w:val="en-US" w:eastAsia="zh-CN"/>
-              </w:rPr>
             </w:r>
           </w:p>
         </w:tc>
@@ -569,44 +393,23 @@
             <w:pPr>
               <w:jc w:val="center"/>
               <w:rPr>
-                <w:rFonts w:hint="eastAsia" w:ascii="宋体" w:hAnsi="宋体" w:eastAsia="宋体" w:cs="宋体"/>
-                <w:sz w:val="24"/>
-                <w:highlight w:val="none"/>
-                <w:lang w:eastAsia="zh-CN"/>
+                <w:rFonts w:ascii="宋体" w:hAnsi="宋体" w:cs="宋体"/>
+                <w:sz w:val="24"/>
               </w:rPr>
             </w:pPr>
             <w:r>
               <w:rPr>
-                <w:rFonts w:hint="eastAsia" w:ascii="宋体" w:hAnsi="宋体" w:cs="宋体"/>
-                <w:sz w:val="24"/>
-                <w:highlight w:val="none"/>
-                <w:lang w:val="en-US" w:eastAsia="zh-CN"/>
+                <w:rFonts w:ascii="宋体" w:hAnsi="宋体" w:cs="宋体" w:hint="eastAsia"/>
+                <w:sz w:val="24"/>
               </w:rPr>
               <w:t>/</w:t>
             </w:r>
           </w:p>
         </w:tc>
       </w:tr>
-      <w:bookmarkEnd w:id="11"/>
       <w:tr>
-        <w:tblPrEx>
-          <w:tblBorders>
-            <w:top w:val="single" w:color="auto" w:sz="4" w:space="0"/>
-            <w:left w:val="single" w:color="auto" w:sz="4" w:space="0"/>
-            <w:bottom w:val="single" w:color="auto" w:sz="4" w:space="0"/>
-            <w:right w:val="single" w:color="auto" w:sz="4" w:space="0"/>
-            <w:insideH w:val="single" w:color="auto" w:sz="4" w:space="0"/>
-            <w:insideV w:val="single" w:color="auto" w:sz="4" w:space="0"/>
-          </w:tblBorders>
-          <w:tblCellMar>
-            <w:top w:w="0" w:type="dxa"/>
-            <w:left w:w="108" w:type="dxa"/>
-            <w:bottom w:w="0" w:type="dxa"/>
-            <w:right w:w="108" w:type="dxa"/>
-          </w:tblCellMar>
-        </w:tblPrEx>
         <w:trPr>
-          <w:trHeight w:val="991" w:hRule="atLeast"/>
+          <w:trHeight w:val="991"/>
         </w:trPr>
         <w:tc>
           <w:tcPr>
@@ -620,15 +423,14 @@
               <w:rPr>
                 <w:rFonts w:ascii="宋体" w:cs="宋体"/>
                 <w:sz w:val="24"/>
-                <w:highlight w:val="none"/>
               </w:rPr>
             </w:pPr>
-            <w:bookmarkStart w:id="12" w:name="OLE_LINK70" w:colFirst="4" w:colLast="4"/>
-            <w:r>
-              <w:rPr>
-                <w:rFonts w:hint="eastAsia" w:ascii="宋体" w:hAnsi="宋体" w:cs="宋体"/>
-                <w:sz w:val="24"/>
-                <w:highlight w:val="none"/>
+            <w:bookmarkStart w:id="2" w:name="OLE_LINK70" w:colFirst="4" w:colLast="4"/>
+            <w:bookmarkEnd w:id="1"/>
+            <w:r>
+              <w:rPr>
+                <w:rFonts w:ascii="宋体" w:hAnsi="宋体" w:cs="宋体" w:hint="eastAsia"/>
+                <w:sz w:val="24"/>
               </w:rPr>
               <w:t>检测结论</w:t>
             </w:r>
@@ -646,14 +448,12 @@
               <w:rPr>
                 <w:rFonts w:ascii="宋体" w:cs="宋体"/>
                 <w:sz w:val="24"/>
-                <w:highlight w:val="none"/>
               </w:rPr>
             </w:pPr>
             <w:r>
               <w:rPr>
-                <w:rFonts w:hint="eastAsia" w:ascii="宋体" w:hAnsi="宋体" w:cs="宋体"/>
-                <w:sz w:val="24"/>
-                <w:highlight w:val="none"/>
+                <w:rFonts w:ascii="宋体" w:hAnsi="宋体" w:cs="宋体" w:hint="eastAsia"/>
+                <w:sz w:val="24"/>
               </w:rPr>
               <w:t>合格</w:t>
             </w:r>
@@ -671,14 +471,12 @@
               <w:rPr>
                 <w:rFonts w:ascii="宋体" w:cs="宋体"/>
                 <w:sz w:val="24"/>
-                <w:highlight w:val="none"/>
               </w:rPr>
             </w:pPr>
             <w:r>
               <w:rPr>
-                <w:rFonts w:hint="eastAsia" w:ascii="宋体" w:hAnsi="宋体" w:cs="宋体"/>
-                <w:sz w:val="24"/>
-                <w:highlight w:val="none"/>
+                <w:rFonts w:ascii="宋体" w:hAnsi="宋体" w:cs="宋体" w:hint="eastAsia"/>
+                <w:sz w:val="24"/>
               </w:rPr>
               <w:t>合格</w:t>
             </w:r>
@@ -696,14 +494,12 @@
               <w:rPr>
                 <w:rFonts w:ascii="宋体" w:cs="宋体"/>
                 <w:sz w:val="24"/>
-                <w:highlight w:val="none"/>
               </w:rPr>
             </w:pPr>
             <w:r>
               <w:rPr>
-                <w:rFonts w:hint="eastAsia" w:ascii="宋体" w:hAnsi="宋体" w:cs="宋体"/>
-                <w:sz w:val="24"/>
-                <w:highlight w:val="none"/>
+                <w:rFonts w:ascii="宋体" w:hAnsi="宋体" w:cs="宋体" w:hint="eastAsia"/>
+                <w:sz w:val="24"/>
               </w:rPr>
               <w:t>合格</w:t>
             </w:r>
@@ -719,35 +515,30 @@
               <w:widowControl/>
               <w:jc w:val="center"/>
               <w:rPr>
-                <w:rFonts w:hint="eastAsia" w:ascii="宋体" w:eastAsia="宋体" w:cs="宋体"/>
-                <w:sz w:val="24"/>
-                <w:highlight w:val="none"/>
-                <w:lang w:eastAsia="zh-CN"/>
+                <w:rFonts w:ascii="宋体" w:cs="宋体"/>
+                <w:sz w:val="24"/>
               </w:rPr>
             </w:pPr>
             <w:r>
               <w:rPr>
-                <w:rFonts w:hint="eastAsia" w:ascii="宋体" w:hAnsi="宋体" w:cs="宋体"/>
-                <w:sz w:val="24"/>
-                <w:highlight w:val="none"/>
-                <w:lang w:val="en-US" w:eastAsia="zh-CN"/>
+                <w:rFonts w:ascii="宋体" w:hAnsi="宋体" w:cs="宋体" w:hint="eastAsia"/>
+                <w:sz w:val="24"/>
               </w:rPr>
               <w:t>/</w:t>
             </w:r>
           </w:p>
         </w:tc>
       </w:tr>
-      <w:bookmarkEnd w:id="12"/>
+      <w:bookmarkEnd w:id="2"/>
     </w:tbl>
     <w:p>
       <w:pPr>
         <w:widowControl/>
         <w:jc w:val="center"/>
         <w:rPr>
-          <w:rFonts w:hint="eastAsia" w:ascii="宋体" w:hAnsi="宋体" w:cs="宋体"/>
+          <w:rFonts w:ascii="宋体" w:hAnsi="宋体" w:cs="宋体"/>
           <w:sz w:val="28"/>
           <w:szCs w:val="28"/>
-          <w:highlight w:val="none"/>
         </w:rPr>
       </w:pPr>
     </w:p>
@@ -756,10 +547,9 @@
         <w:widowControl/>
         <w:jc w:val="center"/>
         <w:rPr>
-          <w:rFonts w:hint="eastAsia" w:ascii="宋体" w:hAnsi="宋体" w:cs="宋体"/>
+          <w:rFonts w:ascii="宋体" w:hAnsi="宋体" w:cs="宋体"/>
           <w:sz w:val="28"/>
           <w:szCs w:val="28"/>
-          <w:highlight w:val="none"/>
         </w:rPr>
       </w:pPr>
     </w:p>
@@ -768,10 +558,9 @@
         <w:widowControl/>
         <w:jc w:val="center"/>
         <w:rPr>
-          <w:rFonts w:hint="eastAsia" w:ascii="宋体" w:hAnsi="宋体" w:cs="宋体"/>
+          <w:rFonts w:ascii="宋体" w:hAnsi="宋体" w:cs="宋体"/>
           <w:sz w:val="28"/>
           <w:szCs w:val="28"/>
-          <w:highlight w:val="none"/>
         </w:rPr>
       </w:pPr>
     </w:p>
@@ -780,10 +569,9 @@
         <w:widowControl/>
         <w:jc w:val="center"/>
         <w:rPr>
-          <w:rFonts w:hint="eastAsia" w:ascii="宋体" w:hAnsi="宋体" w:cs="宋体"/>
+          <w:rFonts w:ascii="宋体" w:hAnsi="宋体" w:cs="宋体"/>
           <w:sz w:val="28"/>
           <w:szCs w:val="28"/>
-          <w:highlight w:val="none"/>
         </w:rPr>
       </w:pPr>
     </w:p>
@@ -792,10 +580,9 @@
         <w:widowControl/>
         <w:jc w:val="center"/>
         <w:rPr>
-          <w:rFonts w:hint="eastAsia" w:ascii="宋体" w:hAnsi="宋体" w:cs="宋体"/>
+          <w:rFonts w:ascii="宋体" w:hAnsi="宋体" w:cs="宋体"/>
           <w:sz w:val="28"/>
           <w:szCs w:val="28"/>
-          <w:highlight w:val="none"/>
         </w:rPr>
       </w:pPr>
     </w:p>
@@ -804,10 +591,9 @@
         <w:widowControl/>
         <w:jc w:val="center"/>
         <w:rPr>
-          <w:rFonts w:hint="eastAsia" w:ascii="宋体" w:hAnsi="宋体" w:cs="宋体"/>
+          <w:rFonts w:ascii="宋体" w:hAnsi="宋体" w:cs="宋体"/>
           <w:sz w:val="28"/>
           <w:szCs w:val="28"/>
-          <w:highlight w:val="none"/>
         </w:rPr>
       </w:pPr>
     </w:p>
@@ -816,10 +602,9 @@
         <w:widowControl/>
         <w:jc w:val="center"/>
         <w:rPr>
-          <w:rFonts w:hint="eastAsia" w:ascii="宋体" w:hAnsi="宋体" w:cs="宋体"/>
+          <w:rFonts w:ascii="宋体" w:hAnsi="宋体" w:cs="宋体"/>
           <w:sz w:val="28"/>
           <w:szCs w:val="28"/>
-          <w:highlight w:val="none"/>
         </w:rPr>
       </w:pPr>
     </w:p>
@@ -828,392 +613,485 @@
         <w:widowControl/>
         <w:jc w:val="center"/>
         <w:rPr>
-          <w:rFonts w:hint="eastAsia" w:ascii="宋体" w:hAnsi="宋体" w:cs="宋体"/>
+          <w:rFonts w:ascii="宋体" w:hAnsi="宋体" w:cs="宋体"/>
           <w:sz w:val="28"/>
           <w:szCs w:val="28"/>
-          <w:highlight w:val="none"/>
         </w:rPr>
       </w:pPr>
       <w:r>
         <w:rPr>
-          <w:rFonts w:hint="eastAsia" w:ascii="宋体" w:hAnsi="宋体" w:cs="宋体"/>
+          <w:rFonts w:ascii="宋体" w:hAnsi="宋体" w:cs="宋体" w:hint="eastAsia"/>
           <w:sz w:val="28"/>
           <w:szCs w:val="28"/>
-          <w:highlight w:val="none"/>
         </w:rPr>
         <w:t>主检：{{IBE_INSPECTOR}}                 审核：{{IBE_REVIEWER}}                  签发：{{IBE_ISSUER}}</w:t>
-      </w:r>
-      <w:r>
-        <w:rPr>
-          <w:rFonts w:hint="eastAsia" w:ascii="宋体" w:hAnsi="宋体" w:cs="宋体"/>
-          <w:sz w:val="28"/>
-          <w:szCs w:val="28"/>
-          <w:highlight w:val="none"/>
-          <w:lang w:val="en-US" w:eastAsia="zh-CN"/>
-        </w:rPr>
-      </w:r>
-      <w:r>
-        <w:rPr>
-          <w:rFonts w:ascii="宋体" w:hAnsi="宋体" w:cs="宋体"/>
-          <w:sz w:val="28"/>
-          <w:szCs w:val="28"/>
-          <w:highlight w:val="none"/>
-        </w:rPr>
-      </w:r>
-      <w:r>
-        <w:rPr>
-          <w:rFonts w:hint="eastAsia" w:ascii="宋体" w:hAnsi="宋体" w:cs="宋体"/>
-          <w:sz w:val="28"/>
-          <w:szCs w:val="28"/>
-          <w:highlight w:val="none"/>
-        </w:rPr>
-      </w:r>
-      <w:r>
-        <w:rPr>
-          <w:rFonts w:hint="eastAsia" w:ascii="宋体" w:hAnsi="宋体" w:cs="宋体"/>
-          <w:sz w:val="28"/>
-          <w:szCs w:val="28"/>
-          <w:highlight w:val="none"/>
-          <w:lang w:val="en-US" w:eastAsia="zh-CN"/>
-        </w:rPr>
-      </w:r>
-      <w:r>
-        <w:rPr>
-          <w:rFonts w:ascii="宋体" w:hAnsi="宋体" w:cs="宋体"/>
-          <w:sz w:val="28"/>
-          <w:szCs w:val="28"/>
-          <w:highlight w:val="none"/>
-        </w:rPr>
-      </w:r>
-      <w:r>
-        <w:rPr>
-          <w:rFonts w:hint="eastAsia" w:ascii="宋体" w:hAnsi="宋体" w:cs="宋体"/>
-          <w:sz w:val="28"/>
-          <w:szCs w:val="28"/>
-          <w:highlight w:val="none"/>
-        </w:rPr>
       </w:r>
     </w:p>
     <w:sectPr>
       <w:type w:val="continuous"/>
-      <w:pgSz w:w="16838" w:h="11906" w:orient="landscape"/>
-      <w:pgMar w:top="624" w:right="1060" w:bottom="624" w:left="720" w:header="0" w:footer="0" w:gutter="0"/>
-      <w:cols w:space="720" w:num="1"/>
-      <w:docGrid w:type="lines" w:linePitch="312" w:charSpace="0"/>
+      <w:pgSz w:w="11906" w:h="16838"/>
+      <w:pgMar w:top="1060" w:right="624" w:bottom="720" w:left="624" w:header="0" w:footer="0" w:gutter="0"/>
+      <w:cols w:space="720"/>
+      <w:docGrid w:type="lines" w:linePitch="312"/>
     </w:sectPr>
   </w:body>
 </w:document>
 </file>
 
-<file path=word/header1.xml><?xml version="1.0" encoding="utf-8"?>
-<w:hdr xmlns:wpc="http://schemas.microsoft.com/office/word/2010/wordprocessingCanvas" xmlns:mc="http://schemas.openxmlformats.org/markup-compatibility/2006" xmlns:o="urn:schemas-microsoft-com:office:office" xmlns:r="http://schemas.openxmlformats.org/officeDocument/2006/relationships" xmlns:m="http://schemas.openxmlformats.org/officeDocument/2006/math" xmlns:v="urn:schemas-microsoft-com:vml" xmlns:wp14="http://schemas.microsoft.com/office/word/2010/wordprocessingDrawing" xmlns:wp="http://schemas.openxmlformats.org/drawingml/2006/wordprocessingDrawing" xmlns:w10="urn:schemas-microsoft-com:office:word" xmlns:w="http://schemas.openxmlformats.org/wordprocessingml/2006/main" xmlns:w14="http://schemas.microsoft.com/office/word/2010/wordml" xmlns:w15="http://schemas.microsoft.com/office/word/2012/wordml" xmlns:wpg="http://schemas.microsoft.com/office/word/2010/wordprocessingGroup" xmlns:wpi="http://schemas.microsoft.com/office/word/2010/wordprocessingInk" xmlns:wne="http://schemas.microsoft.com/office/word/2006/wordml" xmlns:wps="http://schemas.microsoft.com/office/word/2010/wordprocessingShape" xmlns:wpsCustomData="http://www.wps.cn/officeDocument/2013/wpsCustomData" mc:Ignorable="w14 w15 wp14">
-  <w:p>
-    <w:pPr>
-      <w:pStyle w:val="4"/>
-      <w:pBdr>
-        <w:bottom w:val="none" w:color="auto" w:sz="0" w:space="0"/>
-      </w:pBdr>
-    </w:pPr>
-  </w:p>
-</w:hdr>
+<file path=word/endnotes.xml><?xml version="1.0" encoding="utf-8"?>
+<w:endnotes xmlns:wpc="http://schemas.microsoft.com/office/word/2010/wordprocessingCanvas" xmlns:cx="http://schemas.microsoft.com/office/drawing/2014/chartex" xmlns:cx1="http://schemas.microsoft.com/office/drawing/2015/9/8/chartex" xmlns:cx2="http://schemas.microsoft.com/office/drawing/2015/10/21/chartex" xmlns:cx3="http://schemas.microsoft.com/office/drawing/2016/5/9/chartex" xmlns:cx4="http://schemas.microsoft.com/office/drawing/2016/5/10/chartex" xmlns:cx5="http://schemas.microsoft.com/office/drawing/2016/5/11/chartex" xmlns:cx6="http://schemas.microsoft.com/office/drawing/2016/5/12/chartex" xmlns:cx7="http://schemas.microsoft.com/office/drawing/2016/5/13/chartex" xmlns:cx8="http://schemas.microsoft.com/office/drawing/2016/5/14/chartex" xmlns:mc="http://schemas.openxmlformats.org/markup-compatibility/2006" xmlns:aink="http://schemas.microsoft.com/office/drawing/2016/ink" xmlns:am3d="http://schemas.microsoft.com/office/drawing/2017/model3d" xmlns:o="urn:schemas-microsoft-com:office:office" xmlns:oel="http://schemas.microsoft.com/office/2019/extlst" xmlns:r="http://schemas.openxmlformats.org/officeDocument/2006/relationships" xmlns:m="http://schemas.openxmlformats.org/officeDocument/2006/math" xmlns:v="urn:schemas-microsoft-com:vml" xmlns:wp14="http://schemas.microsoft.com/office/word/2010/wordprocessingDrawing" xmlns:wp="http://schemas.openxmlformats.org/drawingml/2006/wordprocessingDrawing" xmlns:w10="urn:schemas-microsoft-com:office:word" xmlns:w="http://schemas.openxmlformats.org/wordprocessingml/2006/main" xmlns:w14="http://schemas.microsoft.com/office/word/2010/wordml" xmlns:w15="http://schemas.microsoft.com/office/word/2012/wordml" xmlns:w16cex="http://schemas.microsoft.com/office/word/2018/wordml/cex" xmlns:w16cid="http://schemas.microsoft.com/office/word/2016/wordml/cid" xmlns:w16="http://schemas.microsoft.com/office/word/2018/wordml" xmlns:w16du="http://schemas.microsoft.com/office/word/2023/wordml/word16du" xmlns:w16sdtdh="http://schemas.microsoft.com/office/word/2020/wordml/sdtdatahash" xmlns:w16sdtfl="http://schemas.microsoft.com/office/word/2024/wordml/sdtformatlock" xmlns:w16se="http://schemas.microsoft.com/office/word/2015/wordml/symex" xmlns:wpg="http://schemas.microsoft.com/office/word/2010/wordprocessingGroup" xmlns:wpi="http://schemas.microsoft.com/office/word/2010/wordprocessingInk" xmlns:wne="http://schemas.microsoft.com/office/word/2006/wordml" xmlns:wps="http://schemas.microsoft.com/office/word/2010/wordprocessingShape" mc:Ignorable="w14 w15 w16se w16cid w16 w16cex w16sdtdh w16sdtfl w16du wp14">
+  <w:endnote w:type="separator" w:id="-1">
+    <w:p>
+      <w:r>
+        <w:separator/>
+      </w:r>
+    </w:p>
+  </w:endnote>
+  <w:endnote w:type="continuationSeparator" w:id="0">
+    <w:p>
+      <w:r>
+        <w:continuationSeparator/>
+      </w:r>
+    </w:p>
+  </w:endnote>
+</w:endnotes>
 </file>
 
-<file path=word/numbering.xml><?xml version="1.0" encoding="utf-8"?>
-<w:numbering xmlns:w="http://schemas.openxmlformats.org/wordprocessingml/2006/main"/>
+<file path=word/footnotes.xml><?xml version="1.0" encoding="utf-8"?>
+<w:footnotes xmlns:wpc="http://schemas.microsoft.com/office/word/2010/wordprocessingCanvas" xmlns:cx="http://schemas.microsoft.com/office/drawing/2014/chartex" xmlns:cx1="http://schemas.microsoft.com/office/drawing/2015/9/8/chartex" xmlns:cx2="http://schemas.microsoft.com/office/drawing/2015/10/21/chartex" xmlns:cx3="http://schemas.microsoft.com/office/drawing/2016/5/9/chartex" xmlns:cx4="http://schemas.microsoft.com/office/drawing/2016/5/10/chartex" xmlns:cx5="http://schemas.microsoft.com/office/drawing/2016/5/11/chartex" xmlns:cx6="http://schemas.microsoft.com/office/drawing/2016/5/12/chartex" xmlns:cx7="http://schemas.microsoft.com/office/drawing/2016/5/13/chartex" xmlns:cx8="http://schemas.microsoft.com/office/drawing/2016/5/14/chartex" xmlns:mc="http://schemas.openxmlformats.org/markup-compatibility/2006" xmlns:aink="http://schemas.microsoft.com/office/drawing/2016/ink" xmlns:am3d="http://schemas.microsoft.com/office/drawing/2017/model3d" xmlns:o="urn:schemas-microsoft-com:office:office" xmlns:oel="http://schemas.microsoft.com/office/2019/extlst" xmlns:r="http://schemas.openxmlformats.org/officeDocument/2006/relationships" xmlns:m="http://schemas.openxmlformats.org/officeDocument/2006/math" xmlns:v="urn:schemas-microsoft-com:vml" xmlns:wp14="http://schemas.microsoft.com/office/word/2010/wordprocessingDrawing" xmlns:wp="http://schemas.openxmlformats.org/drawingml/2006/wordprocessingDrawing" xmlns:w10="urn:schemas-microsoft-com:office:word" xmlns:w="http://schemas.openxmlformats.org/wordprocessingml/2006/main" xmlns:w14="http://schemas.microsoft.com/office/word/2010/wordml" xmlns:w15="http://schemas.microsoft.com/office/word/2012/wordml" xmlns:w16cex="http://schemas.microsoft.com/office/word/2018/wordml/cex" xmlns:w16cid="http://schemas.microsoft.com/office/word/2016/wordml/cid" xmlns:w16="http://schemas.microsoft.com/office/word/2018/wordml" xmlns:w16du="http://schemas.microsoft.com/office/word/2023/wordml/word16du" xmlns:w16sdtdh="http://schemas.microsoft.com/office/word/2020/wordml/sdtdatahash" xmlns:w16sdtfl="http://schemas.microsoft.com/office/word/2024/wordml/sdtformatlock" xmlns:w16se="http://schemas.microsoft.com/office/word/2015/wordml/symex" xmlns:wpg="http://schemas.microsoft.com/office/word/2010/wordprocessingGroup" xmlns:wpi="http://schemas.microsoft.com/office/word/2010/wordprocessingInk" xmlns:wne="http://schemas.microsoft.com/office/word/2006/wordml" xmlns:wps="http://schemas.microsoft.com/office/word/2010/wordprocessingShape" mc:Ignorable="w14 w15 w16se w16cid w16 w16cex w16sdtdh w16sdtfl w16du wp14">
+  <w:footnote w:type="separator" w:id="-1">
+    <w:p>
+      <w:r>
+        <w:separator/>
+      </w:r>
+    </w:p>
+  </w:footnote>
+  <w:footnote w:type="continuationSeparator" w:id="0">
+    <w:p>
+      <w:r>
+        <w:continuationSeparator/>
+      </w:r>
+    </w:p>
+  </w:footnote>
+</w:footnotes>
 </file>
 
 <file path=word/styles.xml><?xml version="1.0" encoding="utf-8"?>
-<w:styles xmlns:mc="http://schemas.openxmlformats.org/markup-compatibility/2006" xmlns:o="urn:schemas-microsoft-com:office:office" xmlns:r="http://schemas.openxmlformats.org/officeDocument/2006/relationships" xmlns:m="http://schemas.openxmlformats.org/officeDocument/2006/math" xmlns:v="urn:schemas-microsoft-com:vml" xmlns:w="http://schemas.openxmlformats.org/wordprocessingml/2006/main" xmlns:w14="http://schemas.microsoft.com/office/word/2010/wordml" xmlns:w10="urn:schemas-microsoft-com:office:word" xmlns:sl="http://schemas.openxmlformats.org/schemaLibrary/2006/main" xmlns:wpsCustomData="http://www.wps.cn/officeDocument/2013/wpsCustomData" mc:Ignorable="w14">
+<w:styles xmlns:mc="http://schemas.openxmlformats.org/markup-compatibility/2006" xmlns:r="http://schemas.openxmlformats.org/officeDocument/2006/relationships" xmlns:w="http://schemas.openxmlformats.org/wordprocessingml/2006/main" xmlns:w14="http://schemas.microsoft.com/office/word/2010/wordml" xmlns:w15="http://schemas.microsoft.com/office/word/2012/wordml" xmlns:w16cex="http://schemas.microsoft.com/office/word/2018/wordml/cex" xmlns:w16cid="http://schemas.microsoft.com/office/word/2016/wordml/cid" xmlns:w16="http://schemas.microsoft.com/office/word/2018/wordml" xmlns:w16du="http://schemas.microsoft.com/office/word/2023/wordml/word16du" xmlns:w16sdtdh="http://schemas.microsoft.com/office/word/2020/wordml/sdtdatahash" xmlns:w16sdtfl="http://schemas.microsoft.com/office/word/2024/wordml/sdtformatlock" xmlns:w16se="http://schemas.microsoft.com/office/word/2015/wordml/symex" mc:Ignorable="w14 w15 w16se w16cid w16 w16cex w16sdtdh w16sdtfl w16du">
   <w:docDefaults>
     <w:rPrDefault>
       <w:rPr>
-        <w:rFonts w:ascii="Times New Roman" w:hAnsi="Times New Roman" w:eastAsia="宋体" w:cs="Times New Roman"/>
+        <w:rFonts w:ascii="Times New Roman" w:eastAsia="宋体" w:hAnsi="Times New Roman" w:cs="Times New Roman"/>
+        <w:lang w:val="en-US" w:eastAsia="zh-CN" w:bidi="ar-SA"/>
       </w:rPr>
     </w:rPrDefault>
     <w:pPrDefault/>
   </w:docDefaults>
-  <w:latentStyles w:count="260" w:defQFormat="0" w:defUnhideWhenUsed="1" w:defSemiHidden="1" w:defUIPriority="99" w:defLockedState="0">
-    <w:lsdException w:qFormat="1" w:unhideWhenUsed="0" w:uiPriority="0" w:semiHidden="0" w:name="Normal"/>
-    <w:lsdException w:qFormat="1" w:unhideWhenUsed="0" w:uiPriority="0" w:semiHidden="0" w:name="heading 1" w:locked="1"/>
-    <w:lsdException w:qFormat="1" w:uiPriority="0" w:name="heading 2" w:locked="1"/>
-    <w:lsdException w:qFormat="1" w:uiPriority="0" w:name="heading 3" w:locked="1"/>
-    <w:lsdException w:qFormat="1" w:uiPriority="0" w:name="heading 4" w:locked="1"/>
-    <w:lsdException w:qFormat="1" w:uiPriority="0" w:name="heading 5" w:locked="1"/>
-    <w:lsdException w:qFormat="1" w:uiPriority="0" w:name="heading 6" w:locked="1"/>
-    <w:lsdException w:qFormat="1" w:uiPriority="0" w:name="heading 7" w:locked="1"/>
-    <w:lsdException w:qFormat="1" w:uiPriority="0" w:name="heading 8" w:locked="1"/>
-    <w:lsdException w:qFormat="1" w:uiPriority="0" w:name="heading 9" w:locked="1"/>
-    <w:lsdException w:uiPriority="99" w:name="index 1"/>
-    <w:lsdException w:uiPriority="99" w:name="index 2"/>
-    <w:lsdException w:uiPriority="99" w:name="index 3"/>
-    <w:lsdException w:uiPriority="99" w:name="index 4"/>
-    <w:lsdException w:uiPriority="99" w:name="index 5"/>
-    <w:lsdException w:uiPriority="99" w:name="index 6"/>
-    <w:lsdException w:uiPriority="99" w:name="index 7"/>
-    <w:lsdException w:uiPriority="99" w:name="index 8"/>
-    <w:lsdException w:uiPriority="99" w:name="index 9"/>
-    <w:lsdException w:uiPriority="39" w:name="toc 1"/>
-    <w:lsdException w:uiPriority="39" w:name="toc 2"/>
-    <w:lsdException w:uiPriority="39" w:name="toc 3"/>
-    <w:lsdException w:uiPriority="39" w:name="toc 4"/>
-    <w:lsdException w:uiPriority="39" w:name="toc 5"/>
-    <w:lsdException w:uiPriority="39" w:name="toc 6"/>
-    <w:lsdException w:uiPriority="39" w:name="toc 7"/>
-    <w:lsdException w:uiPriority="39" w:name="toc 8"/>
-    <w:lsdException w:uiPriority="39" w:name="toc 9"/>
-    <w:lsdException w:uiPriority="99" w:name="Normal Indent"/>
-    <w:lsdException w:uiPriority="99" w:name="footnote text"/>
-    <w:lsdException w:uiPriority="99" w:name="annotation text"/>
-    <w:lsdException w:qFormat="1" w:unhideWhenUsed="0" w:uiPriority="99" w:semiHidden="0" w:name="header"/>
-    <w:lsdException w:qFormat="1" w:unhideWhenUsed="0" w:uiPriority="99" w:semiHidden="0" w:name="footer"/>
-    <w:lsdException w:uiPriority="99" w:name="index heading"/>
-    <w:lsdException w:qFormat="1" w:uiPriority="0" w:name="caption" w:locked="1"/>
-    <w:lsdException w:uiPriority="99" w:name="table of figures"/>
-    <w:lsdException w:uiPriority="99" w:name="envelope address"/>
-    <w:lsdException w:uiPriority="99" w:name="envelope return"/>
-    <w:lsdException w:uiPriority="99" w:name="footnote reference"/>
-    <w:lsdException w:uiPriority="99" w:name="annotation reference"/>
-    <w:lsdException w:uiPriority="99" w:name="line number"/>
-    <w:lsdException w:uiPriority="99" w:name="page number"/>
-    <w:lsdException w:uiPriority="99" w:name="endnote reference"/>
-    <w:lsdException w:uiPriority="99" w:name="endnote text"/>
-    <w:lsdException w:uiPriority="99" w:name="table of authorities"/>
-    <w:lsdException w:uiPriority="99" w:name="macro"/>
-    <w:lsdException w:uiPriority="99" w:name="toa heading"/>
-    <w:lsdException w:uiPriority="99" w:name="List"/>
-    <w:lsdException w:uiPriority="99" w:name="List Bullet"/>
-    <w:lsdException w:uiPriority="99" w:name="List Number"/>
-    <w:lsdException w:uiPriority="99" w:name="List 2"/>
-    <w:lsdException w:uiPriority="99" w:name="List 3"/>
-    <w:lsdException w:uiPriority="99" w:name="List 4"/>
-    <w:lsdException w:uiPriority="99" w:name="List 5"/>
-    <w:lsdException w:uiPriority="99" w:name="List Bullet 2"/>
-    <w:lsdException w:uiPriority="99" w:name="List Bullet 3"/>
-    <w:lsdException w:uiPriority="99" w:name="List Bullet 4"/>
-    <w:lsdException w:uiPriority="99" w:name="List Bullet 5"/>
-    <w:lsdException w:uiPriority="99" w:name="List Number 2"/>
-    <w:lsdException w:uiPriority="99" w:name="List Number 3"/>
-    <w:lsdException w:uiPriority="99" w:name="List Number 4"/>
-    <w:lsdException w:uiPriority="99" w:name="List Number 5"/>
-    <w:lsdException w:qFormat="1" w:unhideWhenUsed="0" w:uiPriority="0" w:semiHidden="0" w:name="Title" w:locked="1"/>
-    <w:lsdException w:uiPriority="99" w:name="Closing"/>
-    <w:lsdException w:uiPriority="99" w:name="Signature"/>
-    <w:lsdException w:qFormat="1" w:uiPriority="1" w:name="Default Paragraph Font"/>
-    <w:lsdException w:uiPriority="99" w:name="Body Text"/>
-    <w:lsdException w:uiPriority="99" w:name="Body Text Indent"/>
-    <w:lsdException w:uiPriority="99" w:name="List Continue"/>
-    <w:lsdException w:uiPriority="99" w:name="List Continue 2"/>
-    <w:lsdException w:uiPriority="99" w:name="List Continue 3"/>
-    <w:lsdException w:uiPriority="99" w:name="List Continue 4"/>
-    <w:lsdException w:uiPriority="99" w:name="List Continue 5"/>
-    <w:lsdException w:uiPriority="99" w:name="Message Header"/>
-    <w:lsdException w:qFormat="1" w:unhideWhenUsed="0" w:uiPriority="0" w:semiHidden="0" w:name="Subtitle" w:locked="1"/>
-    <w:lsdException w:uiPriority="99" w:name="Salutation"/>
-    <w:lsdException w:uiPriority="99" w:name="Date"/>
-    <w:lsdException w:uiPriority="99" w:name="Body Text First Indent"/>
-    <w:lsdException w:uiPriority="99" w:name="Body Text First Indent 2"/>
-    <w:lsdException w:uiPriority="99" w:name="Note Heading"/>
-    <w:lsdException w:uiPriority="99" w:name="Body Text 2"/>
-    <w:lsdException w:uiPriority="99" w:name="Body Text 3"/>
-    <w:lsdException w:uiPriority="99" w:name="Body Text Indent 2"/>
-    <w:lsdException w:uiPriority="99" w:name="Body Text Indent 3"/>
-    <w:lsdException w:uiPriority="99" w:name="Block Text"/>
-    <w:lsdException w:qFormat="1" w:unhideWhenUsed="0" w:uiPriority="99" w:semiHidden="0" w:name="Hyperlink"/>
-    <w:lsdException w:uiPriority="99" w:name="FollowedHyperlink"/>
-    <w:lsdException w:qFormat="1" w:unhideWhenUsed="0" w:uiPriority="0" w:semiHidden="0" w:name="Strong" w:locked="1"/>
-    <w:lsdException w:qFormat="1" w:unhideWhenUsed="0" w:uiPriority="0" w:semiHidden="0" w:name="Emphasis" w:locked="1"/>
-    <w:lsdException w:uiPriority="99" w:name="Document Map"/>
-    <w:lsdException w:uiPriority="99" w:name="Plain Text"/>
-    <w:lsdException w:uiPriority="99" w:name="E-mail Signature"/>
-    <w:lsdException w:uiPriority="99" w:name="Normal (Web)"/>
-    <w:lsdException w:uiPriority="99" w:name="HTML Acronym"/>
-    <w:lsdException w:uiPriority="99" w:name="HTML Address"/>
-    <w:lsdException w:uiPriority="99" w:name="HTML Cite"/>
-    <w:lsdException w:uiPriority="99" w:name="HTML Code"/>
-    <w:lsdException w:uiPriority="99" w:name="HTML Definition"/>
-    <w:lsdException w:uiPriority="99" w:name="HTML Keyboard"/>
-    <w:lsdException w:qFormat="1" w:unhideWhenUsed="0" w:uiPriority="99" w:semiHidden="0" w:name="HTML Preformatted"/>
-    <w:lsdException w:uiPriority="99" w:name="HTML Sample"/>
-    <w:lsdException w:uiPriority="99" w:name="HTML Typewriter"/>
-    <w:lsdException w:uiPriority="99" w:name="HTML Variable"/>
-    <w:lsdException w:qFormat="1" w:uiPriority="99" w:name="Normal Table"/>
-    <w:lsdException w:uiPriority="99" w:name="annotation subject"/>
-    <w:lsdException w:uiPriority="0" w:name="Table Simple 1" w:locked="1"/>
-    <w:lsdException w:uiPriority="0" w:name="Table Simple 2" w:locked="1"/>
-    <w:lsdException w:uiPriority="0" w:name="Table Simple 3" w:locked="1"/>
-    <w:lsdException w:uiPriority="0" w:name="Table Classic 1" w:locked="1"/>
-    <w:lsdException w:uiPriority="0" w:name="Table Classic 2" w:locked="1"/>
-    <w:lsdException w:uiPriority="0" w:name="Table Classic 3" w:locked="1"/>
-    <w:lsdException w:uiPriority="0" w:name="Table Classic 4" w:locked="1"/>
-    <w:lsdException w:uiPriority="0" w:name="Table Colorful 1" w:locked="1"/>
-    <w:lsdException w:uiPriority="0" w:name="Table Colorful 2" w:locked="1"/>
-    <w:lsdException w:uiPriority="0" w:name="Table Colorful 3" w:locked="1"/>
-    <w:lsdException w:uiPriority="0" w:name="Table Columns 1" w:locked="1"/>
-    <w:lsdException w:uiPriority="0" w:name="Table Columns 2" w:locked="1"/>
-    <w:lsdException w:uiPriority="0" w:name="Table Columns 3" w:locked="1"/>
-    <w:lsdException w:uiPriority="0" w:name="Table Columns 4" w:locked="1"/>
-    <w:lsdException w:uiPriority="0" w:name="Table Columns 5" w:locked="1"/>
-    <w:lsdException w:uiPriority="0" w:name="Table Grid 1" w:locked="1"/>
-    <w:lsdException w:uiPriority="0" w:name="Table Grid 2" w:locked="1"/>
-    <w:lsdException w:uiPriority="0" w:name="Table Grid 3" w:locked="1"/>
-    <w:lsdException w:uiPriority="0" w:name="Table Grid 4" w:locked="1"/>
-    <w:lsdException w:uiPriority="0" w:name="Table Grid 5" w:locked="1"/>
-    <w:lsdException w:uiPriority="0" w:name="Table Grid 6" w:locked="1"/>
-    <w:lsdException w:uiPriority="0" w:name="Table Grid 7" w:locked="1"/>
-    <w:lsdException w:uiPriority="0" w:name="Table Grid 8" w:locked="1"/>
-    <w:lsdException w:uiPriority="0" w:name="Table List 1" w:locked="1"/>
-    <w:lsdException w:uiPriority="0" w:name="Table List 2" w:locked="1"/>
-    <w:lsdException w:uiPriority="0" w:name="Table List 3" w:locked="1"/>
-    <w:lsdException w:uiPriority="0" w:name="Table List 4" w:locked="1"/>
-    <w:lsdException w:uiPriority="0" w:name="Table List 5" w:locked="1"/>
-    <w:lsdException w:uiPriority="0" w:name="Table List 6" w:locked="1"/>
-    <w:lsdException w:uiPriority="0" w:name="Table List 7" w:locked="1"/>
-    <w:lsdException w:uiPriority="0" w:name="Table List 8" w:locked="1"/>
-    <w:lsdException w:uiPriority="0" w:name="Table 3D effects 1" w:locked="1"/>
-    <w:lsdException w:uiPriority="0" w:name="Table 3D effects 2" w:locked="1"/>
-    <w:lsdException w:uiPriority="0" w:name="Table 3D effects 3" w:locked="1"/>
-    <w:lsdException w:uiPriority="0" w:name="Table Contemporary" w:locked="1"/>
-    <w:lsdException w:uiPriority="0" w:name="Table Elegant" w:locked="1"/>
-    <w:lsdException w:uiPriority="0" w:name="Table Professional" w:locked="1"/>
-    <w:lsdException w:uiPriority="0" w:name="Table Subtle 1" w:locked="1"/>
-    <w:lsdException w:uiPriority="0" w:name="Table Subtle 2" w:locked="1"/>
-    <w:lsdException w:uiPriority="0" w:name="Table Web 1" w:locked="1"/>
-    <w:lsdException w:uiPriority="0" w:name="Table Web 2" w:locked="1"/>
-    <w:lsdException w:uiPriority="0" w:name="Table Web 3" w:locked="1"/>
-    <w:lsdException w:qFormat="1" w:uiPriority="99" w:name="Balloon Text"/>
-    <w:lsdException w:qFormat="1" w:unhideWhenUsed="0" w:uiPriority="99" w:semiHidden="0" w:name="Table Grid"/>
-    <w:lsdException w:uiPriority="0" w:name="Table Theme" w:locked="1"/>
-    <w:lsdException w:qFormat="1" w:unhideWhenUsed="0" w:uiPriority="99" w:semiHidden="0" w:name="No Spacing"/>
-    <w:lsdException w:unhideWhenUsed="0" w:uiPriority="60" w:semiHidden="0" w:name="Light Shading"/>
-    <w:lsdException w:unhideWhenUsed="0" w:uiPriority="61" w:semiHidden="0" w:name="Light List"/>
-    <w:lsdException w:unhideWhenUsed="0" w:uiPriority="62" w:semiHidden="0" w:name="Light Grid"/>
-    <w:lsdException w:unhideWhenUsed="0" w:uiPriority="63" w:semiHidden="0" w:name="Medium Shading 1"/>
-    <w:lsdException w:unhideWhenUsed="0" w:uiPriority="64" w:semiHidden="0" w:name="Medium Shading 2"/>
-    <w:lsdException w:unhideWhenUsed="0" w:uiPriority="65" w:semiHidden="0" w:name="Medium List 1"/>
-    <w:lsdException w:unhideWhenUsed="0" w:uiPriority="66" w:semiHidden="0" w:name="Medium List 2"/>
-    <w:lsdException w:unhideWhenUsed="0" w:uiPriority="67" w:semiHidden="0" w:name="Medium Grid 1"/>
-    <w:lsdException w:unhideWhenUsed="0" w:uiPriority="68" w:semiHidden="0" w:name="Medium Grid 2"/>
-    <w:lsdException w:unhideWhenUsed="0" w:uiPriority="69" w:semiHidden="0" w:name="Medium Grid 3"/>
-    <w:lsdException w:unhideWhenUsed="0" w:uiPriority="70" w:semiHidden="0" w:name="Dark List"/>
-    <w:lsdException w:unhideWhenUsed="0" w:uiPriority="71" w:semiHidden="0" w:name="Colorful Shading"/>
-    <w:lsdException w:unhideWhenUsed="0" w:uiPriority="72" w:semiHidden="0" w:name="Colorful List"/>
-    <w:lsdException w:unhideWhenUsed="0" w:uiPriority="73" w:semiHidden="0" w:name="Colorful Grid"/>
-    <w:lsdException w:unhideWhenUsed="0" w:uiPriority="60" w:semiHidden="0" w:name="Light Shading Accent 1"/>
-    <w:lsdException w:unhideWhenUsed="0" w:uiPriority="61" w:semiHidden="0" w:name="Light List Accent 1"/>
-    <w:lsdException w:unhideWhenUsed="0" w:uiPriority="62" w:semiHidden="0" w:name="Light Grid Accent 1"/>
-    <w:lsdException w:unhideWhenUsed="0" w:uiPriority="63" w:semiHidden="0" w:name="Medium Shading 1 Accent 1"/>
-    <w:lsdException w:unhideWhenUsed="0" w:uiPriority="64" w:semiHidden="0" w:name="Medium Shading 2 Accent 1"/>
-    <w:lsdException w:unhideWhenUsed="0" w:uiPriority="65" w:semiHidden="0" w:name="Medium List 1 Accent 1"/>
-    <w:lsdException w:qFormat="1" w:unhideWhenUsed="0" w:uiPriority="99" w:semiHidden="0" w:name="List Paragraph"/>
-    <w:lsdException w:unhideWhenUsed="0" w:uiPriority="66" w:semiHidden="0" w:name="Medium List 2 Accent 1"/>
-    <w:lsdException w:unhideWhenUsed="0" w:uiPriority="67" w:semiHidden="0" w:name="Medium Grid 1 Accent 1"/>
-    <w:lsdException w:unhideWhenUsed="0" w:uiPriority="68" w:semiHidden="0" w:name="Medium Grid 2 Accent 1"/>
-    <w:lsdException w:unhideWhenUsed="0" w:uiPriority="69" w:semiHidden="0" w:name="Medium Grid 3 Accent 1"/>
-    <w:lsdException w:unhideWhenUsed="0" w:uiPriority="70" w:semiHidden="0" w:name="Dark List Accent 1"/>
-    <w:lsdException w:unhideWhenUsed="0" w:uiPriority="71" w:semiHidden="0" w:name="Colorful Shading Accent 1"/>
-    <w:lsdException w:unhideWhenUsed="0" w:uiPriority="72" w:semiHidden="0" w:name="Colorful List Accent 1"/>
-    <w:lsdException w:unhideWhenUsed="0" w:uiPriority="73" w:semiHidden="0" w:name="Colorful Grid Accent 1"/>
-    <w:lsdException w:unhideWhenUsed="0" w:uiPriority="60" w:semiHidden="0" w:name="Light Shading Accent 2"/>
-    <w:lsdException w:unhideWhenUsed="0" w:uiPriority="61" w:semiHidden="0" w:name="Light List Accent 2"/>
-    <w:lsdException w:unhideWhenUsed="0" w:uiPriority="62" w:semiHidden="0" w:name="Light Grid Accent 2"/>
-    <w:lsdException w:unhideWhenUsed="0" w:uiPriority="63" w:semiHidden="0" w:name="Medium Shading 1 Accent 2"/>
-    <w:lsdException w:unhideWhenUsed="0" w:uiPriority="64" w:semiHidden="0" w:name="Medium Shading 2 Accent 2"/>
-    <w:lsdException w:unhideWhenUsed="0" w:uiPriority="65" w:semiHidden="0" w:name="Medium List 1 Accent 2"/>
-    <w:lsdException w:unhideWhenUsed="0" w:uiPriority="66" w:semiHidden="0" w:name="Medium List 2 Accent 2"/>
-    <w:lsdException w:unhideWhenUsed="0" w:uiPriority="67" w:semiHidden="0" w:name="Medium Grid 1 Accent 2"/>
-    <w:lsdException w:unhideWhenUsed="0" w:uiPriority="68" w:semiHidden="0" w:name="Medium Grid 2 Accent 2"/>
-    <w:lsdException w:unhideWhenUsed="0" w:uiPriority="69" w:semiHidden="0" w:name="Medium Grid 3 Accent 2"/>
-    <w:lsdException w:unhideWhenUsed="0" w:uiPriority="70" w:semiHidden="0" w:name="Dark List Accent 2"/>
-    <w:lsdException w:unhideWhenUsed="0" w:uiPriority="71" w:semiHidden="0" w:name="Colorful Shading Accent 2"/>
-    <w:lsdException w:unhideWhenUsed="0" w:uiPriority="72" w:semiHidden="0" w:name="Colorful List Accent 2"/>
-    <w:lsdException w:unhideWhenUsed="0" w:uiPriority="73" w:semiHidden="0" w:name="Colorful Grid Accent 2"/>
-    <w:lsdException w:unhideWhenUsed="0" w:uiPriority="60" w:semiHidden="0" w:name="Light Shading Accent 3"/>
-    <w:lsdException w:unhideWhenUsed="0" w:uiPriority="61" w:semiHidden="0" w:name="Light List Accent 3"/>
-    <w:lsdException w:unhideWhenUsed="0" w:uiPriority="62" w:semiHidden="0" w:name="Light Grid Accent 3"/>
-    <w:lsdException w:unhideWhenUsed="0" w:uiPriority="63" w:semiHidden="0" w:name="Medium Shading 1 Accent 3"/>
-    <w:lsdException w:unhideWhenUsed="0" w:uiPriority="64" w:semiHidden="0" w:name="Medium Shading 2 Accent 3"/>
-    <w:lsdException w:unhideWhenUsed="0" w:uiPriority="65" w:semiHidden="0" w:name="Medium List 1 Accent 3"/>
-    <w:lsdException w:unhideWhenUsed="0" w:uiPriority="66" w:semiHidden="0" w:name="Medium List 2 Accent 3"/>
-    <w:lsdException w:unhideWhenUsed="0" w:uiPriority="67" w:semiHidden="0" w:name="Medium Grid 1 Accent 3"/>
-    <w:lsdException w:unhideWhenUsed="0" w:uiPriority="68" w:semiHidden="0" w:name="Medium Grid 2 Accent 3"/>
-    <w:lsdException w:unhideWhenUsed="0" w:uiPriority="69" w:semiHidden="0" w:name="Medium Grid 3 Accent 3"/>
-    <w:lsdException w:unhideWhenUsed="0" w:uiPriority="70" w:semiHidden="0" w:name="Dark List Accent 3"/>
-    <w:lsdException w:unhideWhenUsed="0" w:uiPriority="71" w:semiHidden="0" w:name="Colorful Shading Accent 3"/>
-    <w:lsdException w:unhideWhenUsed="0" w:uiPriority="72" w:semiHidden="0" w:name="Colorful List Accent 3"/>
-    <w:lsdException w:unhideWhenUsed="0" w:uiPriority="73" w:semiHidden="0" w:name="Colorful Grid Accent 3"/>
-    <w:lsdException w:unhideWhenUsed="0" w:uiPriority="60" w:semiHidden="0" w:name="Light Shading Accent 4"/>
-    <w:lsdException w:unhideWhenUsed="0" w:uiPriority="61" w:semiHidden="0" w:name="Light List Accent 4"/>
-    <w:lsdException w:unhideWhenUsed="0" w:uiPriority="62" w:semiHidden="0" w:name="Light Grid Accent 4"/>
-    <w:lsdException w:unhideWhenUsed="0" w:uiPriority="63" w:semiHidden="0" w:name="Medium Shading 1 Accent 4"/>
-    <w:lsdException w:unhideWhenUsed="0" w:uiPriority="64" w:semiHidden="0" w:name="Medium Shading 2 Accent 4"/>
-    <w:lsdException w:unhideWhenUsed="0" w:uiPriority="65" w:semiHidden="0" w:name="Medium List 1 Accent 4"/>
-    <w:lsdException w:unhideWhenUsed="0" w:uiPriority="66" w:semiHidden="0" w:name="Medium List 2 Accent 4"/>
-    <w:lsdException w:unhideWhenUsed="0" w:uiPriority="67" w:semiHidden="0" w:name="Medium Grid 1 Accent 4"/>
-    <w:lsdException w:unhideWhenUsed="0" w:uiPriority="68" w:semiHidden="0" w:name="Medium Grid 2 Accent 4"/>
-    <w:lsdException w:unhideWhenUsed="0" w:uiPriority="69" w:semiHidden="0" w:name="Medium Grid 3 Accent 4"/>
-    <w:lsdException w:unhideWhenUsed="0" w:uiPriority="70" w:semiHidden="0" w:name="Dark List Accent 4"/>
-    <w:lsdException w:unhideWhenUsed="0" w:uiPriority="71" w:semiHidden="0" w:name="Colorful Shading Accent 4"/>
-    <w:lsdException w:unhideWhenUsed="0" w:uiPriority="72" w:semiHidden="0" w:name="Colorful List Accent 4"/>
-    <w:lsdException w:unhideWhenUsed="0" w:uiPriority="73" w:semiHidden="0" w:name="Colorful Grid Accent 4"/>
-    <w:lsdException w:unhideWhenUsed="0" w:uiPriority="60" w:semiHidden="0" w:name="Light Shading Accent 5"/>
-    <w:lsdException w:unhideWhenUsed="0" w:uiPriority="61" w:semiHidden="0" w:name="Light List Accent 5"/>
-    <w:lsdException w:unhideWhenUsed="0" w:uiPriority="62" w:semiHidden="0" w:name="Light Grid Accent 5"/>
-    <w:lsdException w:unhideWhenUsed="0" w:uiPriority="63" w:semiHidden="0" w:name="Medium Shading 1 Accent 5"/>
-    <w:lsdException w:unhideWhenUsed="0" w:uiPriority="64" w:semiHidden="0" w:name="Medium Shading 2 Accent 5"/>
-    <w:lsdException w:unhideWhenUsed="0" w:uiPriority="65" w:semiHidden="0" w:name="Medium List 1 Accent 5"/>
-    <w:lsdException w:unhideWhenUsed="0" w:uiPriority="66" w:semiHidden="0" w:name="Medium List 2 Accent 5"/>
-    <w:lsdException w:unhideWhenUsed="0" w:uiPriority="67" w:semiHidden="0" w:name="Medium Grid 1 Accent 5"/>
-    <w:lsdException w:unhideWhenUsed="0" w:uiPriority="68" w:semiHidden="0" w:name="Medium Grid 2 Accent 5"/>
-    <w:lsdException w:unhideWhenUsed="0" w:uiPriority="69" w:semiHidden="0" w:name="Medium Grid 3 Accent 5"/>
-    <w:lsdException w:unhideWhenUsed="0" w:uiPriority="70" w:semiHidden="0" w:name="Dark List Accent 5"/>
-    <w:lsdException w:unhideWhenUsed="0" w:uiPriority="71" w:semiHidden="0" w:name="Colorful Shading Accent 5"/>
-    <w:lsdException w:unhideWhenUsed="0" w:uiPriority="72" w:semiHidden="0" w:name="Colorful List Accent 5"/>
-    <w:lsdException w:unhideWhenUsed="0" w:uiPriority="73" w:semiHidden="0" w:name="Colorful Grid Accent 5"/>
-    <w:lsdException w:unhideWhenUsed="0" w:uiPriority="60" w:semiHidden="0" w:name="Light Shading Accent 6"/>
-    <w:lsdException w:unhideWhenUsed="0" w:uiPriority="61" w:semiHidden="0" w:name="Light List Accent 6"/>
-    <w:lsdException w:unhideWhenUsed="0" w:uiPriority="62" w:semiHidden="0" w:name="Light Grid Accent 6"/>
-    <w:lsdException w:unhideWhenUsed="0" w:uiPriority="63" w:semiHidden="0" w:name="Medium Shading 1 Accent 6"/>
-    <w:lsdException w:unhideWhenUsed="0" w:uiPriority="64" w:semiHidden="0" w:name="Medium Shading 2 Accent 6"/>
-    <w:lsdException w:unhideWhenUsed="0" w:uiPriority="65" w:semiHidden="0" w:name="Medium List 1 Accent 6"/>
-    <w:lsdException w:unhideWhenUsed="0" w:uiPriority="66" w:semiHidden="0" w:name="Medium List 2 Accent 6"/>
-    <w:lsdException w:unhideWhenUsed="0" w:uiPriority="67" w:semiHidden="0" w:name="Medium Grid 1 Accent 6"/>
-    <w:lsdException w:unhideWhenUsed="0" w:uiPriority="68" w:semiHidden="0" w:name="Medium Grid 2 Accent 6"/>
-    <w:lsdException w:unhideWhenUsed="0" w:uiPriority="69" w:semiHidden="0" w:name="Medium Grid 3 Accent 6"/>
-    <w:lsdException w:unhideWhenUsed="0" w:uiPriority="70" w:semiHidden="0" w:name="Dark List Accent 6"/>
-    <w:lsdException w:unhideWhenUsed="0" w:uiPriority="71" w:semiHidden="0" w:name="Colorful Shading Accent 6"/>
-    <w:lsdException w:unhideWhenUsed="0" w:uiPriority="72" w:semiHidden="0" w:name="Colorful List Accent 6"/>
-    <w:lsdException w:unhideWhenUsed="0" w:uiPriority="73" w:semiHidden="0" w:name="Colorful Grid Accent 6"/>
+  <w:latentStyles w:defLockedState="0" w:defUIPriority="99" w:defSemiHidden="0" w:defUnhideWhenUsed="0" w:defQFormat="0" w:count="376">
+    <w:lsdException w:name="Normal" w:uiPriority="0" w:qFormat="1"/>
+    <w:lsdException w:name="heading 1" w:locked="1" w:uiPriority="0" w:qFormat="1"/>
+    <w:lsdException w:name="heading 2" w:locked="1" w:semiHidden="1" w:uiPriority="0" w:unhideWhenUsed="1" w:qFormat="1"/>
+    <w:lsdException w:name="heading 3" w:locked="1" w:semiHidden="1" w:uiPriority="0" w:unhideWhenUsed="1" w:qFormat="1"/>
+    <w:lsdException w:name="heading 4" w:locked="1" w:semiHidden="1" w:uiPriority="0" w:unhideWhenUsed="1" w:qFormat="1"/>
+    <w:lsdException w:name="heading 5" w:locked="1" w:semiHidden="1" w:uiPriority="0" w:unhideWhenUsed="1" w:qFormat="1"/>
+    <w:lsdException w:name="heading 6" w:locked="1" w:semiHidden="1" w:uiPriority="0" w:unhideWhenUsed="1" w:qFormat="1"/>
+    <w:lsdException w:name="heading 7" w:locked="1" w:semiHidden="1" w:uiPriority="0" w:unhideWhenUsed="1" w:qFormat="1"/>
+    <w:lsdException w:name="heading 8" w:locked="1" w:semiHidden="1" w:uiPriority="0" w:unhideWhenUsed="1" w:qFormat="1"/>
+    <w:lsdException w:name="heading 9" w:locked="1" w:semiHidden="1" w:uiPriority="0" w:unhideWhenUsed="1" w:qFormat="1"/>
+    <w:lsdException w:name="index 1" w:semiHidden="1" w:unhideWhenUsed="1"/>
+    <w:lsdException w:name="index 2" w:semiHidden="1" w:unhideWhenUsed="1"/>
+    <w:lsdException w:name="index 3" w:semiHidden="1" w:unhideWhenUsed="1"/>
+    <w:lsdException w:name="index 4" w:semiHidden="1" w:unhideWhenUsed="1"/>
+    <w:lsdException w:name="index 5" w:semiHidden="1" w:unhideWhenUsed="1"/>
+    <w:lsdException w:name="index 6" w:semiHidden="1" w:unhideWhenUsed="1"/>
+    <w:lsdException w:name="index 7" w:semiHidden="1" w:unhideWhenUsed="1"/>
+    <w:lsdException w:name="index 8" w:semiHidden="1" w:unhideWhenUsed="1"/>
+    <w:lsdException w:name="index 9" w:semiHidden="1" w:unhideWhenUsed="1"/>
+    <w:lsdException w:name="toc 1" w:semiHidden="1" w:uiPriority="39" w:unhideWhenUsed="1"/>
+    <w:lsdException w:name="toc 2" w:semiHidden="1" w:uiPriority="39" w:unhideWhenUsed="1"/>
+    <w:lsdException w:name="toc 3" w:semiHidden="1" w:uiPriority="39" w:unhideWhenUsed="1"/>
+    <w:lsdException w:name="toc 4" w:semiHidden="1" w:uiPriority="39" w:unhideWhenUsed="1"/>
+    <w:lsdException w:name="toc 5" w:semiHidden="1" w:uiPriority="39" w:unhideWhenUsed="1"/>
+    <w:lsdException w:name="toc 6" w:semiHidden="1" w:uiPriority="39" w:unhideWhenUsed="1"/>
+    <w:lsdException w:name="toc 7" w:semiHidden="1" w:uiPriority="39" w:unhideWhenUsed="1"/>
+    <w:lsdException w:name="toc 8" w:semiHidden="1" w:uiPriority="39" w:unhideWhenUsed="1"/>
+    <w:lsdException w:name="toc 9" w:semiHidden="1" w:uiPriority="39" w:unhideWhenUsed="1"/>
+    <w:lsdException w:name="Normal Indent" w:semiHidden="1" w:unhideWhenUsed="1"/>
+    <w:lsdException w:name="footnote text" w:semiHidden="1" w:unhideWhenUsed="1"/>
+    <w:lsdException w:name="annotation text" w:semiHidden="1" w:unhideWhenUsed="1"/>
+    <w:lsdException w:name="header" w:qFormat="1"/>
+    <w:lsdException w:name="footer" w:qFormat="1"/>
+    <w:lsdException w:name="index heading" w:semiHidden="1" w:unhideWhenUsed="1"/>
+    <w:lsdException w:name="caption" w:locked="1" w:semiHidden="1" w:uiPriority="0" w:unhideWhenUsed="1" w:qFormat="1"/>
+    <w:lsdException w:name="table of figures" w:semiHidden="1" w:unhideWhenUsed="1"/>
+    <w:lsdException w:name="envelope address" w:semiHidden="1" w:unhideWhenUsed="1"/>
+    <w:lsdException w:name="envelope return" w:semiHidden="1" w:unhideWhenUsed="1"/>
+    <w:lsdException w:name="footnote reference" w:semiHidden="1" w:unhideWhenUsed="1"/>
+    <w:lsdException w:name="annotation reference" w:semiHidden="1" w:unhideWhenUsed="1"/>
+    <w:lsdException w:name="line number" w:semiHidden="1" w:unhideWhenUsed="1"/>
+    <w:lsdException w:name="page number" w:semiHidden="1" w:unhideWhenUsed="1"/>
+    <w:lsdException w:name="endnote reference" w:semiHidden="1" w:unhideWhenUsed="1"/>
+    <w:lsdException w:name="endnote text" w:semiHidden="1" w:unhideWhenUsed="1"/>
+    <w:lsdException w:name="table of authorities" w:semiHidden="1" w:unhideWhenUsed="1"/>
+    <w:lsdException w:name="macro" w:semiHidden="1" w:unhideWhenUsed="1"/>
+    <w:lsdException w:name="toa heading" w:semiHidden="1" w:unhideWhenUsed="1"/>
+    <w:lsdException w:name="List" w:semiHidden="1" w:unhideWhenUsed="1"/>
+    <w:lsdException w:name="List Bullet" w:semiHidden="1" w:unhideWhenUsed="1"/>
+    <w:lsdException w:name="List Number" w:semiHidden="1" w:unhideWhenUsed="1"/>
+    <w:lsdException w:name="List 2" w:semiHidden="1" w:unhideWhenUsed="1"/>
+    <w:lsdException w:name="List 3" w:semiHidden="1" w:unhideWhenUsed="1"/>
+    <w:lsdException w:name="List 4" w:semiHidden="1" w:unhideWhenUsed="1"/>
+    <w:lsdException w:name="List 5" w:semiHidden="1" w:unhideWhenUsed="1"/>
+    <w:lsdException w:name="List Bullet 2" w:semiHidden="1" w:unhideWhenUsed="1"/>
+    <w:lsdException w:name="List Bullet 3" w:semiHidden="1" w:unhideWhenUsed="1"/>
+    <w:lsdException w:name="List Bullet 4" w:semiHidden="1" w:unhideWhenUsed="1"/>
+    <w:lsdException w:name="List Bullet 5" w:semiHidden="1" w:unhideWhenUsed="1"/>
+    <w:lsdException w:name="List Number 2" w:semiHidden="1" w:unhideWhenUsed="1"/>
+    <w:lsdException w:name="List Number 3" w:semiHidden="1" w:unhideWhenUsed="1"/>
+    <w:lsdException w:name="List Number 4" w:semiHidden="1" w:unhideWhenUsed="1"/>
+    <w:lsdException w:name="List Number 5" w:semiHidden="1" w:unhideWhenUsed="1"/>
+    <w:lsdException w:name="Title" w:locked="1" w:uiPriority="0" w:qFormat="1"/>
+    <w:lsdException w:name="Closing" w:semiHidden="1" w:unhideWhenUsed="1"/>
+    <w:lsdException w:name="Signature" w:semiHidden="1" w:unhideWhenUsed="1"/>
+    <w:lsdException w:name="Default Paragraph Font" w:semiHidden="1" w:uiPriority="1" w:unhideWhenUsed="1" w:qFormat="1"/>
+    <w:lsdException w:name="Body Text" w:semiHidden="1" w:unhideWhenUsed="1"/>
+    <w:lsdException w:name="Body Text Indent" w:semiHidden="1" w:unhideWhenUsed="1"/>
+    <w:lsdException w:name="List Continue" w:semiHidden="1" w:unhideWhenUsed="1"/>
+    <w:lsdException w:name="List Continue 2" w:semiHidden="1" w:unhideWhenUsed="1"/>
+    <w:lsdException w:name="List Continue 3" w:semiHidden="1" w:unhideWhenUsed="1"/>
+    <w:lsdException w:name="List Continue 4" w:semiHidden="1" w:unhideWhenUsed="1"/>
+    <w:lsdException w:name="List Continue 5" w:semiHidden="1" w:unhideWhenUsed="1"/>
+    <w:lsdException w:name="Message Header" w:semiHidden="1" w:unhideWhenUsed="1"/>
+    <w:lsdException w:name="Subtitle" w:locked="1" w:uiPriority="0" w:qFormat="1"/>
+    <w:lsdException w:name="Salutation" w:semiHidden="1" w:unhideWhenUsed="1"/>
+    <w:lsdException w:name="Date" w:semiHidden="1" w:unhideWhenUsed="1"/>
+    <w:lsdException w:name="Body Text First Indent" w:semiHidden="1" w:unhideWhenUsed="1"/>
+    <w:lsdException w:name="Body Text First Indent 2" w:semiHidden="1" w:unhideWhenUsed="1"/>
+    <w:lsdException w:name="Note Heading" w:semiHidden="1" w:unhideWhenUsed="1"/>
+    <w:lsdException w:name="Body Text 2" w:semiHidden="1" w:unhideWhenUsed="1"/>
+    <w:lsdException w:name="Body Text 3" w:semiHidden="1" w:unhideWhenUsed="1"/>
+    <w:lsdException w:name="Body Text Indent 2" w:semiHidden="1" w:unhideWhenUsed="1"/>
+    <w:lsdException w:name="Body Text Indent 3" w:semiHidden="1" w:unhideWhenUsed="1"/>
+    <w:lsdException w:name="Block Text" w:semiHidden="1" w:unhideWhenUsed="1"/>
+    <w:lsdException w:name="Hyperlink" w:qFormat="1"/>
+    <w:lsdException w:name="FollowedHyperlink" w:semiHidden="1" w:unhideWhenUsed="1"/>
+    <w:lsdException w:name="Strong" w:locked="1" w:uiPriority="0" w:qFormat="1"/>
+    <w:lsdException w:name="Emphasis" w:locked="1" w:uiPriority="0" w:qFormat="1"/>
+    <w:lsdException w:name="Document Map" w:semiHidden="1" w:unhideWhenUsed="1"/>
+    <w:lsdException w:name="Plain Text" w:semiHidden="1" w:unhideWhenUsed="1"/>
+    <w:lsdException w:name="E-mail Signature" w:semiHidden="1" w:unhideWhenUsed="1"/>
+    <w:lsdException w:name="HTML Top of Form" w:semiHidden="1" w:unhideWhenUsed="1"/>
+    <w:lsdException w:name="HTML Bottom of Form" w:semiHidden="1" w:unhideWhenUsed="1"/>
+    <w:lsdException w:name="Normal (Web)" w:semiHidden="1" w:unhideWhenUsed="1"/>
+    <w:lsdException w:name="HTML Acronym" w:semiHidden="1" w:unhideWhenUsed="1"/>
+    <w:lsdException w:name="HTML Address" w:semiHidden="1" w:unhideWhenUsed="1"/>
+    <w:lsdException w:name="HTML Cite" w:semiHidden="1" w:unhideWhenUsed="1"/>
+    <w:lsdException w:name="HTML Code" w:semiHidden="1" w:unhideWhenUsed="1"/>
+    <w:lsdException w:name="HTML Definition" w:semiHidden="1" w:unhideWhenUsed="1"/>
+    <w:lsdException w:name="HTML Keyboard" w:semiHidden="1" w:unhideWhenUsed="1"/>
+    <w:lsdException w:name="HTML Preformatted" w:qFormat="1"/>
+    <w:lsdException w:name="HTML Sample" w:semiHidden="1" w:unhideWhenUsed="1"/>
+    <w:lsdException w:name="HTML Typewriter" w:semiHidden="1" w:unhideWhenUsed="1"/>
+    <w:lsdException w:name="HTML Variable" w:semiHidden="1" w:unhideWhenUsed="1"/>
+    <w:lsdException w:name="Normal Table" w:semiHidden="1" w:unhideWhenUsed="1" w:qFormat="1"/>
+    <w:lsdException w:name="annotation subject" w:semiHidden="1" w:unhideWhenUsed="1"/>
+    <w:lsdException w:name="No List" w:semiHidden="1" w:unhideWhenUsed="1"/>
+    <w:lsdException w:name="Outline List 1" w:semiHidden="1" w:unhideWhenUsed="1"/>
+    <w:lsdException w:name="Outline List 2" w:semiHidden="1" w:unhideWhenUsed="1"/>
+    <w:lsdException w:name="Outline List 3" w:semiHidden="1" w:unhideWhenUsed="1"/>
+    <w:lsdException w:name="Table Simple 1" w:locked="1" w:semiHidden="1" w:uiPriority="0" w:unhideWhenUsed="1"/>
+    <w:lsdException w:name="Table Simple 2" w:locked="1" w:semiHidden="1" w:uiPriority="0" w:unhideWhenUsed="1"/>
+    <w:lsdException w:name="Table Simple 3" w:locked="1" w:semiHidden="1" w:uiPriority="0" w:unhideWhenUsed="1"/>
+    <w:lsdException w:name="Table Classic 1" w:locked="1" w:semiHidden="1" w:uiPriority="0" w:unhideWhenUsed="1"/>
+    <w:lsdException w:name="Table Classic 2" w:locked="1" w:semiHidden="1" w:uiPriority="0" w:unhideWhenUsed="1"/>
+    <w:lsdException w:name="Table Classic 3" w:locked="1" w:semiHidden="1" w:uiPriority="0" w:unhideWhenUsed="1"/>
+    <w:lsdException w:name="Table Classic 4" w:locked="1" w:semiHidden="1" w:uiPriority="0" w:unhideWhenUsed="1"/>
+    <w:lsdException w:name="Table Colorful 1" w:locked="1" w:semiHidden="1" w:uiPriority="0" w:unhideWhenUsed="1"/>
+    <w:lsdException w:name="Table Colorful 2" w:locked="1" w:semiHidden="1" w:uiPriority="0" w:unhideWhenUsed="1"/>
+    <w:lsdException w:name="Table Colorful 3" w:locked="1" w:semiHidden="1" w:uiPriority="0" w:unhideWhenUsed="1"/>
+    <w:lsdException w:name="Table Columns 1" w:locked="1" w:semiHidden="1" w:uiPriority="0" w:unhideWhenUsed="1"/>
+    <w:lsdException w:name="Table Columns 2" w:locked="1" w:semiHidden="1" w:uiPriority="0" w:unhideWhenUsed="1"/>
+    <w:lsdException w:name="Table Columns 3" w:locked="1" w:semiHidden="1" w:uiPriority="0" w:unhideWhenUsed="1"/>
+    <w:lsdException w:name="Table Columns 4" w:locked="1" w:semiHidden="1" w:uiPriority="0" w:unhideWhenUsed="1"/>
+    <w:lsdException w:name="Table Columns 5" w:locked="1" w:semiHidden="1" w:uiPriority="0" w:unhideWhenUsed="1"/>
+    <w:lsdException w:name="Table Grid 1" w:locked="1" w:semiHidden="1" w:uiPriority="0" w:unhideWhenUsed="1"/>
+    <w:lsdException w:name="Table Grid 2" w:locked="1" w:semiHidden="1" w:uiPriority="0" w:unhideWhenUsed="1"/>
+    <w:lsdException w:name="Table Grid 3" w:locked="1" w:semiHidden="1" w:uiPriority="0" w:unhideWhenUsed="1"/>
+    <w:lsdException w:name="Table Grid 4" w:locked="1" w:semiHidden="1" w:uiPriority="0" w:unhideWhenUsed="1"/>
+    <w:lsdException w:name="Table Grid 5" w:locked="1" w:semiHidden="1" w:uiPriority="0" w:unhideWhenUsed="1"/>
+    <w:lsdException w:name="Table Grid 6" w:locked="1" w:semiHidden="1" w:uiPriority="0" w:unhideWhenUsed="1"/>
+    <w:lsdException w:name="Table Grid 7" w:locked="1" w:semiHidden="1" w:uiPriority="0" w:unhideWhenUsed="1"/>
+    <w:lsdException w:name="Table Grid 8" w:locked="1" w:semiHidden="1" w:uiPriority="0" w:unhideWhenUsed="1"/>
+    <w:lsdException w:name="Table List 1" w:locked="1" w:semiHidden="1" w:uiPriority="0" w:unhideWhenUsed="1"/>
+    <w:lsdException w:name="Table List 2" w:locked="1" w:semiHidden="1" w:uiPriority="0" w:unhideWhenUsed="1"/>
+    <w:lsdException w:name="Table List 3" w:locked="1" w:semiHidden="1" w:uiPriority="0" w:unhideWhenUsed="1"/>
+    <w:lsdException w:name="Table List 4" w:locked="1" w:semiHidden="1" w:uiPriority="0" w:unhideWhenUsed="1"/>
+    <w:lsdException w:name="Table List 5" w:locked="1" w:semiHidden="1" w:uiPriority="0" w:unhideWhenUsed="1"/>
+    <w:lsdException w:name="Table List 6" w:locked="1" w:semiHidden="1" w:uiPriority="0" w:unhideWhenUsed="1"/>
+    <w:lsdException w:name="Table List 7" w:locked="1" w:semiHidden="1" w:uiPriority="0" w:unhideWhenUsed="1"/>
+    <w:lsdException w:name="Table List 8" w:locked="1" w:semiHidden="1" w:uiPriority="0" w:unhideWhenUsed="1"/>
+    <w:lsdException w:name="Table 3D effects 1" w:locked="1" w:semiHidden="1" w:uiPriority="0" w:unhideWhenUsed="1"/>
+    <w:lsdException w:name="Table 3D effects 2" w:locked="1" w:semiHidden="1" w:uiPriority="0" w:unhideWhenUsed="1"/>
+    <w:lsdException w:name="Table 3D effects 3" w:locked="1" w:semiHidden="1" w:uiPriority="0" w:unhideWhenUsed="1"/>
+    <w:lsdException w:name="Table Contemporary" w:locked="1" w:semiHidden="1" w:uiPriority="0" w:unhideWhenUsed="1"/>
+    <w:lsdException w:name="Table Elegant" w:locked="1" w:semiHidden="1" w:uiPriority="0" w:unhideWhenUsed="1"/>
+    <w:lsdException w:name="Table Professional" w:locked="1" w:semiHidden="1" w:uiPriority="0" w:unhideWhenUsed="1"/>
+    <w:lsdException w:name="Table Subtle 1" w:locked="1" w:semiHidden="1" w:uiPriority="0" w:unhideWhenUsed="1"/>
+    <w:lsdException w:name="Table Subtle 2" w:locked="1" w:semiHidden="1" w:uiPriority="0" w:unhideWhenUsed="1"/>
+    <w:lsdException w:name="Table Web 1" w:locked="1" w:semiHidden="1" w:uiPriority="0" w:unhideWhenUsed="1"/>
+    <w:lsdException w:name="Table Web 2" w:locked="1" w:semiHidden="1" w:uiPriority="0" w:unhideWhenUsed="1"/>
+    <w:lsdException w:name="Table Web 3" w:locked="1" w:semiHidden="1" w:uiPriority="0" w:unhideWhenUsed="1"/>
+    <w:lsdException w:name="Balloon Text" w:semiHidden="1" w:unhideWhenUsed="1" w:qFormat="1"/>
+    <w:lsdException w:name="Table Grid" w:qFormat="1"/>
+    <w:lsdException w:name="Table Theme" w:locked="1" w:semiHidden="1" w:uiPriority="0" w:unhideWhenUsed="1"/>
+    <w:lsdException w:name="Placeholder Text" w:semiHidden="1" w:unhideWhenUsed="1"/>
+    <w:lsdException w:name="No Spacing" w:qFormat="1"/>
+    <w:lsdException w:name="Light Shading" w:uiPriority="60"/>
+    <w:lsdException w:name="Light List" w:uiPriority="61"/>
+    <w:lsdException w:name="Light Grid" w:uiPriority="62"/>
+    <w:lsdException w:name="Medium Shading 1" w:uiPriority="63"/>
+    <w:lsdException w:name="Medium Shading 2" w:uiPriority="64"/>
+    <w:lsdException w:name="Medium List 1" w:uiPriority="65"/>
+    <w:lsdException w:name="Medium List 2" w:uiPriority="66"/>
+    <w:lsdException w:name="Medium Grid 1" w:uiPriority="67"/>
+    <w:lsdException w:name="Medium Grid 2" w:uiPriority="68"/>
+    <w:lsdException w:name="Medium Grid 3" w:uiPriority="69"/>
+    <w:lsdException w:name="Dark List" w:uiPriority="70"/>
+    <w:lsdException w:name="Colorful Shading" w:uiPriority="71"/>
+    <w:lsdException w:name="Colorful List" w:uiPriority="72"/>
+    <w:lsdException w:name="Colorful Grid" w:uiPriority="73"/>
+    <w:lsdException w:name="Light Shading Accent 1" w:uiPriority="60"/>
+    <w:lsdException w:name="Light List Accent 1" w:uiPriority="61"/>
+    <w:lsdException w:name="Light Grid Accent 1" w:uiPriority="62"/>
+    <w:lsdException w:name="Medium Shading 1 Accent 1" w:uiPriority="63"/>
+    <w:lsdException w:name="Medium Shading 2 Accent 1" w:uiPriority="64"/>
+    <w:lsdException w:name="Medium List 1 Accent 1" w:uiPriority="65"/>
+    <w:lsdException w:name="Revision" w:semiHidden="1" w:unhideWhenUsed="1"/>
+    <w:lsdException w:name="List Paragraph" w:qFormat="1"/>
+    <w:lsdException w:name="Quote" w:semiHidden="1" w:unhideWhenUsed="1"/>
+    <w:lsdException w:name="Intense Quote" w:semiHidden="1" w:unhideWhenUsed="1"/>
+    <w:lsdException w:name="Medium List 2 Accent 1" w:uiPriority="66"/>
+    <w:lsdException w:name="Medium Grid 1 Accent 1" w:uiPriority="67"/>
+    <w:lsdException w:name="Medium Grid 2 Accent 1" w:uiPriority="68"/>
+    <w:lsdException w:name="Medium Grid 3 Accent 1" w:uiPriority="69"/>
+    <w:lsdException w:name="Dark List Accent 1" w:uiPriority="70"/>
+    <w:lsdException w:name="Colorful Shading Accent 1" w:uiPriority="71"/>
+    <w:lsdException w:name="Colorful List Accent 1" w:uiPriority="72"/>
+    <w:lsdException w:name="Colorful Grid Accent 1" w:uiPriority="73"/>
+    <w:lsdException w:name="Light Shading Accent 2" w:uiPriority="60"/>
+    <w:lsdException w:name="Light List Accent 2" w:uiPriority="61"/>
+    <w:lsdException w:name="Light Grid Accent 2" w:uiPriority="62"/>
+    <w:lsdException w:name="Medium Shading 1 Accent 2" w:uiPriority="63"/>
+    <w:lsdException w:name="Medium Shading 2 Accent 2" w:uiPriority="64"/>
+    <w:lsdException w:name="Medium List 1 Accent 2" w:uiPriority="65"/>
+    <w:lsdException w:name="Medium List 2 Accent 2" w:uiPriority="66"/>
+    <w:lsdException w:name="Medium Grid 1 Accent 2" w:uiPriority="67"/>
+    <w:lsdException w:name="Medium Grid 2 Accent 2" w:uiPriority="68"/>
+    <w:lsdException w:name="Medium Grid 3 Accent 2" w:uiPriority="69"/>
+    <w:lsdException w:name="Dark List Accent 2" w:uiPriority="70"/>
+    <w:lsdException w:name="Colorful Shading Accent 2" w:uiPriority="71"/>
+    <w:lsdException w:name="Colorful List Accent 2" w:uiPriority="72"/>
+    <w:lsdException w:name="Colorful Grid Accent 2" w:uiPriority="73"/>
+    <w:lsdException w:name="Light Shading Accent 3" w:uiPriority="60"/>
+    <w:lsdException w:name="Light List Accent 3" w:uiPriority="61"/>
+    <w:lsdException w:name="Light Grid Accent 3" w:uiPriority="62"/>
+    <w:lsdException w:name="Medium Shading 1 Accent 3" w:uiPriority="63"/>
+    <w:lsdException w:name="Medium Shading 2 Accent 3" w:uiPriority="64"/>
+    <w:lsdException w:name="Medium List 1 Accent 3" w:uiPriority="65"/>
+    <w:lsdException w:name="Medium List 2 Accent 3" w:uiPriority="66"/>
+    <w:lsdException w:name="Medium Grid 1 Accent 3" w:uiPriority="67"/>
+    <w:lsdException w:name="Medium Grid 2 Accent 3" w:uiPriority="68"/>
+    <w:lsdException w:name="Medium Grid 3 Accent 3" w:uiPriority="69"/>
+    <w:lsdException w:name="Dark List Accent 3" w:uiPriority="70"/>
+    <w:lsdException w:name="Colorful Shading Accent 3" w:uiPriority="71"/>
+    <w:lsdException w:name="Colorful List Accent 3" w:uiPriority="72"/>
+    <w:lsdException w:name="Colorful Grid Accent 3" w:uiPriority="73"/>
+    <w:lsdException w:name="Light Shading Accent 4" w:uiPriority="60"/>
+    <w:lsdException w:name="Light List Accent 4" w:uiPriority="61"/>
+    <w:lsdException w:name="Light Grid Accent 4" w:uiPriority="62"/>
+    <w:lsdException w:name="Medium Shading 1 Accent 4" w:uiPriority="63"/>
+    <w:lsdException w:name="Medium Shading 2 Accent 4" w:uiPriority="64"/>
+    <w:lsdException w:name="Medium List 1 Accent 4" w:uiPriority="65"/>
+    <w:lsdException w:name="Medium List 2 Accent 4" w:uiPriority="66"/>
+    <w:lsdException w:name="Medium Grid 1 Accent 4" w:uiPriority="67"/>
+    <w:lsdException w:name="Medium Grid 2 Accent 4" w:uiPriority="68"/>
+    <w:lsdException w:name="Medium Grid 3 Accent 4" w:uiPriority="69"/>
+    <w:lsdException w:name="Dark List Accent 4" w:uiPriority="70"/>
+    <w:lsdException w:name="Colorful Shading Accent 4" w:uiPriority="71"/>
+    <w:lsdException w:name="Colorful List Accent 4" w:uiPriority="72"/>
+    <w:lsdException w:name="Colorful Grid Accent 4" w:uiPriority="73"/>
+    <w:lsdException w:name="Light Shading Accent 5" w:uiPriority="60"/>
+    <w:lsdException w:name="Light List Accent 5" w:uiPriority="61"/>
+    <w:lsdException w:name="Light Grid Accent 5" w:uiPriority="62"/>
+    <w:lsdException w:name="Medium Shading 1 Accent 5" w:uiPriority="63"/>
+    <w:lsdException w:name="Medium Shading 2 Accent 5" w:uiPriority="64"/>
+    <w:lsdException w:name="Medium List 1 Accent 5" w:uiPriority="65"/>
+    <w:lsdException w:name="Medium List 2 Accent 5" w:uiPriority="66"/>
+    <w:lsdException w:name="Medium Grid 1 Accent 5" w:uiPriority="67"/>
+    <w:lsdException w:name="Medium Grid 2 Accent 5" w:uiPriority="68"/>
+    <w:lsdException w:name="Medium Grid 3 Accent 5" w:uiPriority="69"/>
+    <w:lsdException w:name="Dark List Accent 5" w:uiPriority="70"/>
+    <w:lsdException w:name="Colorful Shading Accent 5" w:uiPriority="71"/>
+    <w:lsdException w:name="Colorful List Accent 5" w:uiPriority="72"/>
+    <w:lsdException w:name="Colorful Grid Accent 5" w:uiPriority="73"/>
+    <w:lsdException w:name="Light Shading Accent 6" w:uiPriority="60"/>
+    <w:lsdException w:name="Light List Accent 6" w:uiPriority="61"/>
+    <w:lsdException w:name="Light Grid Accent 6" w:uiPriority="62"/>
+    <w:lsdException w:name="Medium Shading 1 Accent 6" w:uiPriority="63"/>
+    <w:lsdException w:name="Medium Shading 2 Accent 6" w:uiPriority="64"/>
+    <w:lsdException w:name="Medium List 1 Accent 6" w:uiPriority="65"/>
+    <w:lsdException w:name="Medium List 2 Accent 6" w:uiPriority="66"/>
+    <w:lsdException w:name="Medium Grid 1 Accent 6" w:uiPriority="67"/>
+    <w:lsdException w:name="Medium Grid 2 Accent 6" w:uiPriority="68"/>
+    <w:lsdException w:name="Medium Grid 3 Accent 6" w:uiPriority="69"/>
+    <w:lsdException w:name="Dark List Accent 6" w:uiPriority="70"/>
+    <w:lsdException w:name="Colorful Shading Accent 6" w:uiPriority="71"/>
+    <w:lsdException w:name="Colorful List Accent 6" w:uiPriority="72"/>
+    <w:lsdException w:name="Colorful Grid Accent 6" w:uiPriority="73"/>
+    <w:lsdException w:name="Subtle Emphasis" w:uiPriority="19" w:qFormat="1"/>
+    <w:lsdException w:name="Intense Emphasis" w:uiPriority="21" w:qFormat="1"/>
+    <w:lsdException w:name="Subtle Reference" w:uiPriority="31" w:qFormat="1"/>
+    <w:lsdException w:name="Intense Reference" w:uiPriority="32" w:qFormat="1"/>
+    <w:lsdException w:name="Book Title" w:uiPriority="33" w:qFormat="1"/>
+    <w:lsdException w:name="Bibliography" w:semiHidden="1" w:uiPriority="37" w:unhideWhenUsed="1"/>
+    <w:lsdException w:name="TOC Heading" w:semiHidden="1" w:uiPriority="39" w:unhideWhenUsed="1" w:qFormat="1"/>
+    <w:lsdException w:name="Plain Table 1" w:uiPriority="41"/>
+    <w:lsdException w:name="Plain Table 2" w:uiPriority="42"/>
+    <w:lsdException w:name="Plain Table 3" w:uiPriority="43"/>
+    <w:lsdException w:name="Plain Table 4" w:uiPriority="44"/>
+    <w:lsdException w:name="Plain Table 5" w:uiPriority="45"/>
+    <w:lsdException w:name="Grid Table Light" w:uiPriority="40"/>
+    <w:lsdException w:name="Grid Table 1 Light" w:uiPriority="46"/>
+    <w:lsdException w:name="Grid Table 2" w:uiPriority="47"/>
+    <w:lsdException w:name="Grid Table 3" w:uiPriority="48"/>
+    <w:lsdException w:name="Grid Table 4" w:uiPriority="49"/>
+    <w:lsdException w:name="Grid Table 5 Dark" w:uiPriority="50"/>
+    <w:lsdException w:name="Grid Table 6 Colorful" w:uiPriority="51"/>
+    <w:lsdException w:name="Grid Table 7 Colorful" w:uiPriority="52"/>
+    <w:lsdException w:name="Grid Table 1 Light Accent 1" w:uiPriority="46"/>
+    <w:lsdException w:name="Grid Table 2 Accent 1" w:uiPriority="47"/>
+    <w:lsdException w:name="Grid Table 3 Accent 1" w:uiPriority="48"/>
+    <w:lsdException w:name="Grid Table 4 Accent 1" w:uiPriority="49"/>
+    <w:lsdException w:name="Grid Table 5 Dark Accent 1" w:uiPriority="50"/>
+    <w:lsdException w:name="Grid Table 6 Colorful Accent 1" w:uiPriority="51"/>
+    <w:lsdException w:name="Grid Table 7 Colorful Accent 1" w:uiPriority="52"/>
+    <w:lsdException w:name="Grid Table 1 Light Accent 2" w:uiPriority="46"/>
+    <w:lsdException w:name="Grid Table 2 Accent 2" w:uiPriority="47"/>
+    <w:lsdException w:name="Grid Table 3 Accent 2" w:uiPriority="48"/>
+    <w:lsdException w:name="Grid Table 4 Accent 2" w:uiPriority="49"/>
+    <w:lsdException w:name="Grid Table 5 Dark Accent 2" w:uiPriority="50"/>
+    <w:lsdException w:name="Grid Table 6 Colorful Accent 2" w:uiPriority="51"/>
+    <w:lsdException w:name="Grid Table 7 Colorful Accent 2" w:uiPriority="52"/>
+    <w:lsdException w:name="Grid Table 1 Light Accent 3" w:uiPriority="46"/>
+    <w:lsdException w:name="Grid Table 2 Accent 3" w:uiPriority="47"/>
+    <w:lsdException w:name="Grid Table 3 Accent 3" w:uiPriority="48"/>
+    <w:lsdException w:name="Grid Table 4 Accent 3" w:uiPriority="49"/>
+    <w:lsdException w:name="Grid Table 5 Dark Accent 3" w:uiPriority="50"/>
+    <w:lsdException w:name="Grid Table 6 Colorful Accent 3" w:uiPriority="51"/>
+    <w:lsdException w:name="Grid Table 7 Colorful Accent 3" w:uiPriority="52"/>
+    <w:lsdException w:name="Grid Table 1 Light Accent 4" w:uiPriority="46"/>
+    <w:lsdException w:name="Grid Table 2 Accent 4" w:uiPriority="47"/>
+    <w:lsdException w:name="Grid Table 3 Accent 4" w:uiPriority="48"/>
+    <w:lsdException w:name="Grid Table 4 Accent 4" w:uiPriority="49"/>
+    <w:lsdException w:name="Grid Table 5 Dark Accent 4" w:uiPriority="50"/>
+    <w:lsdException w:name="Grid Table 6 Colorful Accent 4" w:uiPriority="51"/>
+    <w:lsdException w:name="Grid Table 7 Colorful Accent 4" w:uiPriority="52"/>
+    <w:lsdException w:name="Grid Table 1 Light Accent 5" w:uiPriority="46"/>
+    <w:lsdException w:name="Grid Table 2 Accent 5" w:uiPriority="47"/>
+    <w:lsdException w:name="Grid Table 3 Accent 5" w:uiPriority="48"/>
+    <w:lsdException w:name="Grid Table 4 Accent 5" w:uiPriority="49"/>
+    <w:lsdException w:name="Grid Table 5 Dark Accent 5" w:uiPriority="50"/>
+    <w:lsdException w:name="Grid Table 6 Colorful Accent 5" w:uiPriority="51"/>
+    <w:lsdException w:name="Grid Table 7 Colorful Accent 5" w:uiPriority="52"/>
+    <w:lsdException w:name="Grid Table 1 Light Accent 6" w:uiPriority="46"/>
+    <w:lsdException w:name="Grid Table 2 Accent 6" w:uiPriority="47"/>
+    <w:lsdException w:name="Grid Table 3 Accent 6" w:uiPriority="48"/>
+    <w:lsdException w:name="Grid Table 4 Accent 6" w:uiPriority="49"/>
+    <w:lsdException w:name="Grid Table 5 Dark Accent 6" w:uiPriority="50"/>
+    <w:lsdException w:name="Grid Table 6 Colorful Accent 6" w:uiPriority="51"/>
+    <w:lsdException w:name="Grid Table 7 Colorful Accent 6" w:uiPriority="52"/>
+    <w:lsdException w:name="List Table 1 Light" w:uiPriority="46"/>
+    <w:lsdException w:name="List Table 2" w:uiPriority="47"/>
+    <w:lsdException w:name="List Table 3" w:uiPriority="48"/>
+    <w:lsdException w:name="List Table 4" w:uiPriority="49"/>
+    <w:lsdException w:name="List Table 5 Dark" w:uiPriority="50"/>
+    <w:lsdException w:name="List Table 6 Colorful" w:uiPriority="51"/>
+    <w:lsdException w:name="List Table 7 Colorful" w:uiPriority="52"/>
+    <w:lsdException w:name="List Table 1 Light Accent 1" w:uiPriority="46"/>
+    <w:lsdException w:name="List Table 2 Accent 1" w:uiPriority="47"/>
+    <w:lsdException w:name="List Table 3 Accent 1" w:uiPriority="48"/>
+    <w:lsdException w:name="List Table 4 Accent 1" w:uiPriority="49"/>
+    <w:lsdException w:name="List Table 5 Dark Accent 1" w:uiPriority="50"/>
+    <w:lsdException w:name="List Table 6 Colorful Accent 1" w:uiPriority="51"/>
+    <w:lsdException w:name="List Table 7 Colorful Accent 1" w:uiPriority="52"/>
+    <w:lsdException w:name="List Table 1 Light Accent 2" w:uiPriority="46"/>
+    <w:lsdException w:name="List Table 2 Accent 2" w:uiPriority="47"/>
+    <w:lsdException w:name="List Table 3 Accent 2" w:uiPriority="48"/>
+    <w:lsdException w:name="List Table 4 Accent 2" w:uiPriority="49"/>
+    <w:lsdException w:name="List Table 5 Dark Accent 2" w:uiPriority="50"/>
+    <w:lsdException w:name="List Table 6 Colorful Accent 2" w:uiPriority="51"/>
+    <w:lsdException w:name="List Table 7 Colorful Accent 2" w:uiPriority="52"/>
+    <w:lsdException w:name="List Table 1 Light Accent 3" w:uiPriority="46"/>
+    <w:lsdException w:name="List Table 2 Accent 3" w:uiPriority="47"/>
+    <w:lsdException w:name="List Table 3 Accent 3" w:uiPriority="48"/>
+    <w:lsdException w:name="List Table 4 Accent 3" w:uiPriority="49"/>
+    <w:lsdException w:name="List Table 5 Dark Accent 3" w:uiPriority="50"/>
+    <w:lsdException w:name="List Table 6 Colorful Accent 3" w:uiPriority="51"/>
+    <w:lsdException w:name="List Table 7 Colorful Accent 3" w:uiPriority="52"/>
+    <w:lsdException w:name="List Table 1 Light Accent 4" w:uiPriority="46"/>
+    <w:lsdException w:name="List Table 2 Accent 4" w:uiPriority="47"/>
+    <w:lsdException w:name="List Table 3 Accent 4" w:uiPriority="48"/>
+    <w:lsdException w:name="List Table 4 Accent 4" w:uiPriority="49"/>
+    <w:lsdException w:name="List Table 5 Dark Accent 4" w:uiPriority="50"/>
+    <w:lsdException w:name="List Table 6 Colorful Accent 4" w:uiPriority="51"/>
+    <w:lsdException w:name="List Table 7 Colorful Accent 4" w:uiPriority="52"/>
+    <w:lsdException w:name="List Table 1 Light Accent 5" w:uiPriority="46"/>
+    <w:lsdException w:name="List Table 2 Accent 5" w:uiPriority="47"/>
+    <w:lsdException w:name="List Table 3 Accent 5" w:uiPriority="48"/>
+    <w:lsdException w:name="List Table 4 Accent 5" w:uiPriority="49"/>
+    <w:lsdException w:name="List Table 5 Dark Accent 5" w:uiPriority="50"/>
+    <w:lsdException w:name="List Table 6 Colorful Accent 5" w:uiPriority="51"/>
+    <w:lsdException w:name="List Table 7 Colorful Accent 5" w:uiPriority="52"/>
+    <w:lsdException w:name="List Table 1 Light Accent 6" w:uiPriority="46"/>
+    <w:lsdException w:name="List Table 2 Accent 6" w:uiPriority="47"/>
+    <w:lsdException w:name="List Table 3 Accent 6" w:uiPriority="48"/>
+    <w:lsdException w:name="List Table 4 Accent 6" w:uiPriority="49"/>
+    <w:lsdException w:name="List Table 5 Dark Accent 6" w:uiPriority="50"/>
+    <w:lsdException w:name="List Table 6 Colorful Accent 6" w:uiPriority="51"/>
+    <w:lsdException w:name="List Table 7 Colorful Accent 6" w:uiPriority="52"/>
+    <w:lsdException w:name="Mention" w:semiHidden="1" w:unhideWhenUsed="1"/>
+    <w:lsdException w:name="Smart Hyperlink" w:semiHidden="1" w:unhideWhenUsed="1"/>
+    <w:lsdException w:name="Hashtag" w:semiHidden="1" w:unhideWhenUsed="1"/>
+    <w:lsdException w:name="Unresolved Mention" w:semiHidden="1" w:unhideWhenUsed="1"/>
+    <w:lsdException w:name="Smart Link" w:semiHidden="1" w:unhideWhenUsed="1"/>
   </w:latentStyles>
-  <w:style w:type="paragraph" w:default="1" w:styleId="1">
+  <w:style w:type="paragraph" w:default="1" w:styleId="a">
     <w:name w:val="Normal"/>
     <w:qFormat/>
-    <w:uiPriority w:val="0"/>
     <w:pPr>
       <w:widowControl w:val="0"/>
       <w:jc w:val="both"/>
     </w:pPr>
     <w:rPr>
-      <w:rFonts w:ascii="Calibri" w:hAnsi="Calibri" w:eastAsia="宋体" w:cs="Times New Roman"/>
+      <w:rFonts w:ascii="Calibri" w:hAnsi="Calibri"/>
       <w:kern w:val="2"/>
       <w:sz w:val="21"/>
       <w:szCs w:val="24"/>
-      <w:lang w:val="en-US" w:eastAsia="zh-CN" w:bidi="ar-SA"/>
     </w:rPr>
   </w:style>
-  <w:style w:type="character" w:default="1" w:styleId="8">
+  <w:style w:type="character" w:default="1" w:styleId="a0">
     <w:name w:val="Default Paragraph Font"/>
+    <w:uiPriority w:val="1"/>
     <w:semiHidden/>
     <w:unhideWhenUsed/>
-    <w:qFormat/>
-    <w:uiPriority w:val="1"/>
-  </w:style>
-  <w:style w:type="table" w:default="1" w:styleId="6">
+  </w:style>
+  <w:style w:type="table" w:default="1" w:styleId="a1">
     <w:name w:val="Normal Table"/>
+    <w:uiPriority w:val="99"/>
     <w:semiHidden/>
     <w:unhideWhenUsed/>
-    <w:qFormat/>
-    <w:uiPriority w:val="99"/>
     <w:tblPr>
+      <w:tblInd w:w="0" w:type="dxa"/>
       <w:tblCellMar>
         <w:top w:w="0" w:type="dxa"/>
         <w:left w:w="108" w:type="dxa"/>
@@ -1222,25 +1100,31 @@
       </w:tblCellMar>
     </w:tblPr>
   </w:style>
-  <w:style w:type="paragraph" w:styleId="2">
+  <w:style w:type="numbering" w:default="1" w:styleId="a2">
+    <w:name w:val="No List"/>
+    <w:uiPriority w:val="99"/>
+    <w:semiHidden/>
+    <w:unhideWhenUsed/>
+  </w:style>
+  <w:style w:type="paragraph" w:styleId="a3">
     <w:name w:val="Balloon Text"/>
-    <w:basedOn w:val="1"/>
-    <w:link w:val="18"/>
+    <w:basedOn w:val="a"/>
+    <w:link w:val="a4"/>
+    <w:uiPriority w:val="99"/>
     <w:semiHidden/>
     <w:unhideWhenUsed/>
     <w:qFormat/>
-    <w:uiPriority w:val="99"/>
     <w:rPr>
       <w:sz w:val="18"/>
       <w:szCs w:val="18"/>
     </w:rPr>
   </w:style>
-  <w:style w:type="paragraph" w:styleId="3">
+  <w:style w:type="paragraph" w:styleId="a5">
     <w:name w:val="footer"/>
-    <w:basedOn w:val="1"/>
-    <w:link w:val="14"/>
+    <w:basedOn w:val="a"/>
+    <w:link w:val="a6"/>
+    <w:uiPriority w:val="99"/>
     <w:qFormat/>
-    <w:uiPriority w:val="99"/>
     <w:pPr>
       <w:tabs>
         <w:tab w:val="center" w:pos="4153"/>
@@ -1254,15 +1138,15 @@
       <w:szCs w:val="18"/>
     </w:rPr>
   </w:style>
-  <w:style w:type="paragraph" w:styleId="4">
+  <w:style w:type="paragraph" w:styleId="a7">
     <w:name w:val="header"/>
-    <w:basedOn w:val="1"/>
-    <w:link w:val="13"/>
+    <w:basedOn w:val="a"/>
+    <w:link w:val="a8"/>
+    <w:uiPriority w:val="99"/>
     <w:qFormat/>
-    <w:uiPriority w:val="99"/>
     <w:pPr>
       <w:pBdr>
-        <w:bottom w:val="single" w:color="auto" w:sz="6" w:space="1"/>
+        <w:bottom w:val="single" w:sz="6" w:space="1" w:color="auto"/>
       </w:pBdr>
       <w:tabs>
         <w:tab w:val="center" w:pos="4153"/>
@@ -1276,12 +1160,12 @@
       <w:szCs w:val="18"/>
     </w:rPr>
   </w:style>
-  <w:style w:type="paragraph" w:styleId="5">
+  <w:style w:type="paragraph" w:styleId="HTML">
     <w:name w:val="HTML Preformatted"/>
-    <w:basedOn w:val="1"/>
-    <w:link w:val="10"/>
+    <w:basedOn w:val="a"/>
+    <w:link w:val="HTML0"/>
+    <w:uiPriority w:val="99"/>
     <w:qFormat/>
-    <w:uiPriority w:val="99"/>
     <w:pPr>
       <w:tabs>
         <w:tab w:val="left" w:pos="916"/>
@@ -1309,118 +1193,111 @@
       <w:sz w:val="24"/>
     </w:rPr>
   </w:style>
-  <w:style w:type="table" w:styleId="7">
+  <w:style w:type="table" w:styleId="a9">
     <w:name w:val="Table Grid"/>
-    <w:basedOn w:val="6"/>
+    <w:basedOn w:val="a1"/>
+    <w:uiPriority w:val="99"/>
     <w:qFormat/>
-    <w:uiPriority w:val="99"/>
     <w:pPr>
       <w:widowControl w:val="0"/>
       <w:jc w:val="both"/>
     </w:pPr>
     <w:tblPr>
       <w:tblBorders>
-        <w:top w:val="single" w:color="auto" w:sz="4" w:space="0"/>
-        <w:left w:val="single" w:color="auto" w:sz="4" w:space="0"/>
-        <w:bottom w:val="single" w:color="auto" w:sz="4" w:space="0"/>
-        <w:right w:val="single" w:color="auto" w:sz="4" w:space="0"/>
-        <w:insideH w:val="single" w:color="auto" w:sz="4" w:space="0"/>
-        <w:insideV w:val="single" w:color="auto" w:sz="4" w:space="0"/>
+        <w:top w:val="single" w:sz="4" w:space="0" w:color="auto"/>
+        <w:left w:val="single" w:sz="4" w:space="0" w:color="auto"/>
+        <w:bottom w:val="single" w:sz="4" w:space="0" w:color="auto"/>
+        <w:right w:val="single" w:sz="4" w:space="0" w:color="auto"/>
+        <w:insideH w:val="single" w:sz="4" w:space="0" w:color="auto"/>
+        <w:insideV w:val="single" w:sz="4" w:space="0" w:color="auto"/>
       </w:tblBorders>
-      <w:tblCellMar>
-        <w:top w:w="0" w:type="dxa"/>
-        <w:left w:w="108" w:type="dxa"/>
-        <w:bottom w:w="0" w:type="dxa"/>
-        <w:right w:w="108" w:type="dxa"/>
-      </w:tblCellMar>
     </w:tblPr>
   </w:style>
-  <w:style w:type="character" w:styleId="9">
+  <w:style w:type="character" w:styleId="aa">
     <w:name w:val="Hyperlink"/>
-    <w:basedOn w:val="8"/>
+    <w:basedOn w:val="a0"/>
+    <w:uiPriority w:val="99"/>
     <w:qFormat/>
-    <w:uiPriority w:val="99"/>
     <w:rPr>
       <w:rFonts w:cs="Times New Roman"/>
       <w:color w:val="0000FF"/>
       <w:u w:val="single"/>
     </w:rPr>
   </w:style>
-  <w:style w:type="character" w:customStyle="1" w:styleId="10">
-    <w:name w:val="HTML 预设格式 Char"/>
-    <w:basedOn w:val="8"/>
-    <w:link w:val="5"/>
+  <w:style w:type="character" w:customStyle="1" w:styleId="HTML0">
+    <w:name w:val="HTML 预设格式 字符"/>
+    <w:basedOn w:val="a0"/>
+    <w:link w:val="HTML"/>
+    <w:uiPriority w:val="99"/>
     <w:semiHidden/>
     <w:qFormat/>
-    <w:uiPriority w:val="99"/>
     <w:rPr>
       <w:rFonts w:ascii="Courier New" w:hAnsi="Courier New" w:cs="Courier New"/>
       <w:sz w:val="20"/>
       <w:szCs w:val="20"/>
     </w:rPr>
   </w:style>
-  <w:style w:type="character" w:customStyle="1" w:styleId="11">
+  <w:style w:type="character" w:customStyle="1" w:styleId="font11">
     <w:name w:val="font11"/>
-    <w:basedOn w:val="8"/>
+    <w:basedOn w:val="a0"/>
+    <w:uiPriority w:val="99"/>
     <w:qFormat/>
-    <w:uiPriority w:val="99"/>
     <w:rPr>
-      <w:rFonts w:ascii="宋体" w:hAnsi="宋体" w:eastAsia="宋体" w:cs="宋体"/>
+      <w:rFonts w:ascii="宋体" w:eastAsia="宋体" w:hAnsi="宋体" w:cs="宋体"/>
       <w:color w:val="000000"/>
       <w:sz w:val="24"/>
       <w:szCs w:val="24"/>
       <w:u w:val="none"/>
     </w:rPr>
   </w:style>
-  <w:style w:type="paragraph" w:styleId="12">
+  <w:style w:type="paragraph" w:styleId="ab">
     <w:name w:val="No Spacing"/>
+    <w:uiPriority w:val="99"/>
     <w:qFormat/>
-    <w:uiPriority w:val="99"/>
     <w:pPr>
       <w:widowControl w:val="0"/>
       <w:jc w:val="both"/>
     </w:pPr>
     <w:rPr>
-      <w:rFonts w:ascii="Calibri" w:hAnsi="Calibri" w:eastAsia="宋体" w:cs="Times New Roman"/>
+      <w:rFonts w:ascii="Calibri" w:hAnsi="Calibri"/>
       <w:kern w:val="2"/>
       <w:sz w:val="21"/>
       <w:szCs w:val="24"/>
-      <w:lang w:val="en-US" w:eastAsia="zh-CN" w:bidi="ar-SA"/>
     </w:rPr>
   </w:style>
-  <w:style w:type="character" w:customStyle="1" w:styleId="13">
-    <w:name w:val="页眉 Char"/>
-    <w:basedOn w:val="8"/>
-    <w:link w:val="4"/>
+  <w:style w:type="character" w:customStyle="1" w:styleId="a8">
+    <w:name w:val="页眉 字符"/>
+    <w:basedOn w:val="a0"/>
+    <w:link w:val="a7"/>
+    <w:uiPriority w:val="99"/>
     <w:qFormat/>
     <w:locked/>
-    <w:uiPriority w:val="99"/>
     <w:rPr>
-      <w:rFonts w:ascii="Calibri" w:hAnsi="Calibri" w:eastAsia="宋体" w:cs="Times New Roman"/>
+      <w:rFonts w:ascii="Calibri" w:eastAsia="宋体" w:hAnsi="Calibri" w:cs="Times New Roman"/>
       <w:kern w:val="2"/>
       <w:sz w:val="18"/>
       <w:szCs w:val="18"/>
     </w:rPr>
   </w:style>
-  <w:style w:type="character" w:customStyle="1" w:styleId="14">
-    <w:name w:val="页脚 Char"/>
-    <w:basedOn w:val="8"/>
-    <w:link w:val="3"/>
+  <w:style w:type="character" w:customStyle="1" w:styleId="a6">
+    <w:name w:val="页脚 字符"/>
+    <w:basedOn w:val="a0"/>
+    <w:link w:val="a5"/>
+    <w:uiPriority w:val="99"/>
     <w:qFormat/>
     <w:locked/>
-    <w:uiPriority w:val="99"/>
     <w:rPr>
-      <w:rFonts w:ascii="Calibri" w:hAnsi="Calibri" w:eastAsia="宋体" w:cs="Times New Roman"/>
+      <w:rFonts w:ascii="Calibri" w:eastAsia="宋体" w:hAnsi="Calibri" w:cs="Times New Roman"/>
       <w:kern w:val="2"/>
       <w:sz w:val="18"/>
       <w:szCs w:val="18"/>
     </w:rPr>
   </w:style>
-  <w:style w:type="character" w:customStyle="1" w:styleId="15">
+  <w:style w:type="character" w:customStyle="1" w:styleId="1">
     <w:name w:val="不明显强调1"/>
-    <w:basedOn w:val="8"/>
+    <w:basedOn w:val="a0"/>
+    <w:uiPriority w:val="99"/>
     <w:qFormat/>
-    <w:uiPriority w:val="99"/>
     <w:rPr>
       <w:rFonts w:cs="Times New Roman"/>
       <w:i/>
@@ -1428,31 +1305,31 @@
       <w:color w:val="404040"/>
     </w:rPr>
   </w:style>
-  <w:style w:type="paragraph" w:styleId="16">
+  <w:style w:type="paragraph" w:styleId="ac">
     <w:name w:val="List Paragraph"/>
-    <w:basedOn w:val="1"/>
+    <w:basedOn w:val="a"/>
+    <w:uiPriority w:val="99"/>
     <w:qFormat/>
+    <w:pPr>
+      <w:ind w:firstLineChars="200" w:firstLine="420"/>
+    </w:pPr>
+  </w:style>
+  <w:style w:type="character" w:customStyle="1" w:styleId="ad">
+    <w:name w:val="样式 宋体 黑色"/>
     <w:uiPriority w:val="99"/>
-    <w:pPr>
-      <w:ind w:firstLine="420" w:firstLineChars="200"/>
-    </w:pPr>
-  </w:style>
-  <w:style w:type="character" w:customStyle="1" w:styleId="17">
-    <w:name w:val="样式 宋体 黑色"/>
     <w:qFormat/>
-    <w:uiPriority w:val="99"/>
     <w:rPr>
-      <w:rFonts w:ascii="Times New Roman" w:hAnsi="Times New Roman" w:eastAsia="宋体" w:cs="Times New Roman"/>
+      <w:rFonts w:ascii="Times New Roman" w:eastAsia="宋体" w:hAnsi="Times New Roman" w:cs="Times New Roman"/>
       <w:color w:val="000000"/>
     </w:rPr>
   </w:style>
-  <w:style w:type="character" w:customStyle="1" w:styleId="18">
-    <w:name w:val="批注框文本 Char"/>
-    <w:basedOn w:val="8"/>
-    <w:link w:val="2"/>
+  <w:style w:type="character" w:customStyle="1" w:styleId="a4">
+    <w:name w:val="批注框文本 字符"/>
+    <w:basedOn w:val="a0"/>
+    <w:link w:val="a3"/>
+    <w:uiPriority w:val="99"/>
     <w:semiHidden/>
     <w:qFormat/>
-    <w:uiPriority w:val="99"/>
     <w:rPr>
       <w:rFonts w:ascii="Calibri" w:hAnsi="Calibri"/>
       <w:kern w:val="2"/>
@@ -1742,6 +1619,7 @@
     </a:fmtScheme>
   </a:themeElements>
   <a:objectDefaults/>
+  <a:extraClrSchemeLst/>
 </a:theme>
 </file>
 
@@ -1751,6 +1629,8 @@
 
 <file path=customXml/itemProps1.xml><?xml version="1.0" encoding="utf-8"?>
 <ds:datastoreItem xmlns:ds="http://schemas.openxmlformats.org/officeDocument/2006/customXml" ds:itemID="{1D9BB1F2-DF6A-49CB-B53E-7520948AE66C}">
-  <ds:schemaRefs/>
+  <ds:schemaRefs>
+    <ds:schemaRef ds:uri="http://schemas.openxmlformats.org/officeDocument/2006/bibliography"/>
+  </ds:schemaRefs>
 </ds:datastoreItem>
 </file>